--- a/Desafio 2 - Projeto - 11062025/Versões Relatório/I2A2_Agentes_Inteligentes_Projeto_Final_Grupo1.docx
+++ b/Desafio 2 - Projeto - 11062025/Versões Relatório/I2A2_Agentes_Inteligentes_Projeto_Final_Grupo1.docx
@@ -21402,24 +21402,21 @@
     </w:p>
     <w:p>
       <w:pPr>
-        <w:numPr>
-          <w:ilvl w:val="0"/>
-          <w:numId w:val="40"/>
-        </w:numPr>
-        <w:shd w:val="clear" w:color="auto" w:fill="FFFFFF"/>
-        <w:spacing w:before="100" w:beforeAutospacing="1" w:after="100" w:afterAutospacing="1" w:line="240" w:lineRule="auto"/>
-        <w:rPr>
-          <w:rFonts w:ascii="Segoe UI" w:hAnsi="Segoe UI" w:cs="Segoe UI"/>
-          <w:color w:val="1F2328"/>
-        </w:rPr>
-      </w:pPr>
-      <w:r>
-        <w:rPr>
-          <w:rFonts w:ascii="Segoe UI" w:hAnsi="Segoe UI" w:cs="Segoe UI"/>
-          <w:color w:val="1F2328"/>
-        </w:rPr>
-        <w:t>“Quem é o destinatário da nota?”</w:t>
-      </w:r>
+        <w:widowControl w:val="0"/>
+        <w:pBdr>
+          <w:top w:val="nil"/>
+          <w:left w:val="nil"/>
+          <w:bottom w:val="nil"/>
+          <w:right w:val="nil"/>
+          <w:between w:val="nil"/>
+        </w:pBdr>
+        <w:spacing w:after="0" w:line="276" w:lineRule="auto"/>
+        <w:rPr>
+          <w:rFonts w:ascii="Arial" w:eastAsia="Arial" w:hAnsi="Arial" w:cs="Arial"/>
+          <w:b/>
+          <w:color w:val="000000"/>
+        </w:rPr>
+      </w:pPr>
     </w:p>
     <w:p>
       <w:pPr>

--- a/Desafio 2 - Projeto - 11062025/Versões Relatório/I2A2_Agentes_Inteligentes_Projeto_Final_Grupo1.docx
+++ b/Desafio 2 - Projeto - 11062025/Versões Relatório/I2A2_Agentes_Inteligentes_Projeto_Final_Grupo1.docx
@@ -765,15 +765,7 @@
         <w:ind w:left="708"/>
       </w:pPr>
       <w:r>
-        <w:t xml:space="preserve">14.3.2. Testes de Extração de Dados de Imagens (OCR - NFS-e </w:t>
-      </w:r>
-      <w:proofErr w:type="gramStart"/>
-      <w:r>
-        <w:t>e Outros</w:t>
-      </w:r>
-      <w:proofErr w:type="gramEnd"/>
-      <w:r>
-        <w:t xml:space="preserve">) </w:t>
+        <w:t xml:space="preserve">14.3.2. Testes de Extração de Dados de Imagens (OCR - NFS-e e Outros) </w:t>
       </w:r>
       <w:r>
         <w:tab/>
@@ -4401,23 +4393,7 @@
                 <w:b/>
                 <w:color w:val="FFFFFF"/>
               </w:rPr>
-              <w:t xml:space="preserve">09/06 </w:t>
-            </w:r>
-            <w:proofErr w:type="gramStart"/>
-            <w:r>
-              <w:rPr>
-                <w:b/>
-                <w:color w:val="FFFFFF"/>
-              </w:rPr>
-              <w:t>à</w:t>
-            </w:r>
-            <w:proofErr w:type="gramEnd"/>
-            <w:r>
-              <w:rPr>
-                <w:b/>
-                <w:color w:val="FFFFFF"/>
-              </w:rPr>
-              <w:t xml:space="preserve"> 17/07</w:t>
+              <w:t>09/06 à 17/07</w:t>
             </w:r>
           </w:p>
         </w:tc>
@@ -4539,21 +4515,7 @@
               <w:rPr>
                 <w:color w:val="000000"/>
               </w:rPr>
-              <w:t xml:space="preserve">09/06 </w:t>
-            </w:r>
-            <w:proofErr w:type="gramStart"/>
-            <w:r>
-              <w:rPr>
-                <w:color w:val="000000"/>
-              </w:rPr>
-              <w:t>à</w:t>
-            </w:r>
-            <w:proofErr w:type="gramEnd"/>
-            <w:r>
-              <w:rPr>
-                <w:color w:val="000000"/>
-              </w:rPr>
-              <w:t xml:space="preserve"> 16/06</w:t>
+              <w:t>09/06 à 16/06</w:t>
             </w:r>
           </w:p>
         </w:tc>
@@ -4697,21 +4659,7 @@
               <w:rPr>
                 <w:color w:val="000000"/>
               </w:rPr>
-              <w:t xml:space="preserve">17/06 </w:t>
-            </w:r>
-            <w:proofErr w:type="gramStart"/>
-            <w:r>
-              <w:rPr>
-                <w:color w:val="000000"/>
-              </w:rPr>
-              <w:t>à</w:t>
-            </w:r>
-            <w:proofErr w:type="gramEnd"/>
-            <w:r>
-              <w:rPr>
-                <w:color w:val="000000"/>
-              </w:rPr>
-              <w:t xml:space="preserve"> 01/07</w:t>
+              <w:t>17/06 à 01/07</w:t>
             </w:r>
           </w:p>
         </w:tc>
@@ -4883,21 +4831,7 @@
               <w:rPr>
                 <w:color w:val="000000"/>
               </w:rPr>
-              <w:t xml:space="preserve">02/07 </w:t>
-            </w:r>
-            <w:proofErr w:type="gramStart"/>
-            <w:r>
-              <w:rPr>
-                <w:color w:val="000000"/>
-              </w:rPr>
-              <w:t>à</w:t>
-            </w:r>
-            <w:proofErr w:type="gramEnd"/>
-            <w:r>
-              <w:rPr>
-                <w:color w:val="000000"/>
-              </w:rPr>
-              <w:t xml:space="preserve"> 10/07</w:t>
+              <w:t>02/07 à 10/07</w:t>
             </w:r>
           </w:p>
         </w:tc>
@@ -5027,21 +4961,7 @@
               <w:rPr>
                 <w:color w:val="000000"/>
               </w:rPr>
-              <w:t xml:space="preserve">11/07 </w:t>
-            </w:r>
-            <w:proofErr w:type="gramStart"/>
-            <w:r>
-              <w:rPr>
-                <w:color w:val="000000"/>
-              </w:rPr>
-              <w:t>à</w:t>
-            </w:r>
-            <w:proofErr w:type="gramEnd"/>
-            <w:r>
-              <w:rPr>
-                <w:color w:val="000000"/>
-              </w:rPr>
-              <w:t xml:space="preserve"> 17/07</w:t>
+              <w:t>11/07 à 17/07</w:t>
             </w:r>
           </w:p>
         </w:tc>
@@ -5164,23 +5084,7 @@
                 <w:b/>
                 <w:color w:val="FFFFFF"/>
               </w:rPr>
-              <w:t xml:space="preserve">18/07 </w:t>
-            </w:r>
-            <w:proofErr w:type="gramStart"/>
-            <w:r>
-              <w:rPr>
-                <w:b/>
-                <w:color w:val="FFFFFF"/>
-              </w:rPr>
-              <w:t>à</w:t>
-            </w:r>
-            <w:proofErr w:type="gramEnd"/>
-            <w:r>
-              <w:rPr>
-                <w:b/>
-                <w:color w:val="FFFFFF"/>
-              </w:rPr>
-              <w:t xml:space="preserve"> 14/08</w:t>
+              <w:t>18/07 à 14/08</w:t>
             </w:r>
           </w:p>
         </w:tc>
@@ -5306,21 +5210,7 @@
               <w:rPr>
                 <w:color w:val="000000"/>
               </w:rPr>
-              <w:t xml:space="preserve">18/07 </w:t>
-            </w:r>
-            <w:proofErr w:type="gramStart"/>
-            <w:r>
-              <w:rPr>
-                <w:color w:val="000000"/>
-              </w:rPr>
-              <w:t>à</w:t>
-            </w:r>
-            <w:proofErr w:type="gramEnd"/>
-            <w:r>
-              <w:rPr>
-                <w:color w:val="000000"/>
-              </w:rPr>
-              <w:t xml:space="preserve"> 31/07</w:t>
+              <w:t>18/07 à 31/07</w:t>
             </w:r>
           </w:p>
         </w:tc>
@@ -5471,21 +5361,7 @@
               <w:rPr>
                 <w:color w:val="000000"/>
               </w:rPr>
-              <w:t xml:space="preserve">01/08 </w:t>
-            </w:r>
-            <w:proofErr w:type="gramStart"/>
-            <w:r>
-              <w:rPr>
-                <w:color w:val="000000"/>
-              </w:rPr>
-              <w:t>à</w:t>
-            </w:r>
-            <w:proofErr w:type="gramEnd"/>
-            <w:r>
-              <w:rPr>
-                <w:color w:val="000000"/>
-              </w:rPr>
-              <w:t xml:space="preserve"> 14/08</w:t>
+              <w:t>01/08 à 14/08</w:t>
             </w:r>
           </w:p>
         </w:tc>
@@ -5608,23 +5484,7 @@
                 <w:b/>
                 <w:color w:val="FFFFFF"/>
               </w:rPr>
-              <w:t xml:space="preserve">15/08 </w:t>
-            </w:r>
-            <w:proofErr w:type="gramStart"/>
-            <w:r>
-              <w:rPr>
-                <w:b/>
-                <w:color w:val="FFFFFF"/>
-              </w:rPr>
-              <w:t>à</w:t>
-            </w:r>
-            <w:proofErr w:type="gramEnd"/>
-            <w:r>
-              <w:rPr>
-                <w:b/>
-                <w:color w:val="FFFFFF"/>
-              </w:rPr>
-              <w:t xml:space="preserve"> 04/09</w:t>
+              <w:t>15/08 à 04/09</w:t>
             </w:r>
           </w:p>
         </w:tc>
@@ -5734,21 +5594,7 @@
               <w:rPr>
                 <w:color w:val="000000"/>
               </w:rPr>
-              <w:t xml:space="preserve"> </w:t>
-            </w:r>
-            <w:proofErr w:type="gramStart"/>
-            <w:r>
-              <w:rPr>
-                <w:color w:val="000000"/>
-              </w:rPr>
-              <w:t>à</w:t>
-            </w:r>
-            <w:proofErr w:type="gramEnd"/>
-            <w:r>
-              <w:rPr>
-                <w:color w:val="000000"/>
-              </w:rPr>
-              <w:t xml:space="preserve"> </w:t>
+              <w:t xml:space="preserve"> à </w:t>
             </w:r>
             <w:r>
               <w:rPr>
@@ -6061,21 +5907,7 @@
               <w:rPr>
                 <w:color w:val="000000"/>
               </w:rPr>
-              <w:t xml:space="preserve"> </w:t>
-            </w:r>
-            <w:proofErr w:type="gramStart"/>
-            <w:r>
-              <w:rPr>
-                <w:color w:val="000000"/>
-              </w:rPr>
-              <w:t>à</w:t>
-            </w:r>
-            <w:proofErr w:type="gramEnd"/>
-            <w:r>
-              <w:rPr>
-                <w:color w:val="000000"/>
-              </w:rPr>
-              <w:t xml:space="preserve"> </w:t>
+              <w:t xml:space="preserve"> à </w:t>
             </w:r>
             <w:r>
               <w:rPr>
@@ -6255,23 +6087,7 @@
                 <w:b/>
                 <w:color w:val="FFFFFF"/>
               </w:rPr>
-              <w:t xml:space="preserve"> </w:t>
-            </w:r>
-            <w:proofErr w:type="gramStart"/>
-            <w:r>
-              <w:rPr>
-                <w:b/>
-                <w:color w:val="FFFFFF"/>
-              </w:rPr>
-              <w:t>à</w:t>
-            </w:r>
-            <w:proofErr w:type="gramEnd"/>
-            <w:r>
-              <w:rPr>
-                <w:b/>
-                <w:color w:val="FFFFFF"/>
-              </w:rPr>
-              <w:t xml:space="preserve"> </w:t>
+              <w:t xml:space="preserve"> à </w:t>
             </w:r>
             <w:r>
               <w:rPr>
@@ -6678,21 +6494,7 @@
         <w:rPr>
           <w:b/>
         </w:rPr>
-        <w:t>CT-</w:t>
-      </w:r>
-      <w:proofErr w:type="gramStart"/>
-      <w:r>
-        <w:rPr>
-          <w:b/>
-        </w:rPr>
-        <w:t>e</w:t>
-      </w:r>
-      <w:proofErr w:type="gramEnd"/>
-      <w:r>
-        <w:rPr>
-          <w:b/>
-        </w:rPr>
-        <w:t xml:space="preserve"> (Conhecimento de Transporte Eletrônico):</w:t>
+        <w:t>CT-e (Conhecimento de Transporte Eletrônico):</w:t>
       </w:r>
     </w:p>
     <w:p>
@@ -10555,15 +10357,7 @@
         </w:numPr>
       </w:pPr>
       <w:r>
-        <w:t xml:space="preserve">O LLM deve interpretar a pergunta, buscar os dados no banco de dados estruturado e apresentar a resposta de forma no formato de tabela contendo os campos e seus respectivos valores que respondem </w:t>
-      </w:r>
-      <w:proofErr w:type="gramStart"/>
-      <w:r>
-        <w:t>a</w:t>
-      </w:r>
-      <w:proofErr w:type="gramEnd"/>
-      <w:r>
-        <w:t xml:space="preserve"> pergunta do usuário.</w:t>
+        <w:t>O LLM deve interpretar a pergunta, buscar os dados no banco de dados estruturado e apresentar a resposta de forma no formato de tabela contendo os campos e seus respectivos valores que respondem a pergunta do usuário.</w:t>
       </w:r>
     </w:p>
     <w:p>
@@ -13586,27 +13380,7 @@
                 <w:color w:val="1B1C1D"/>
                 <w:bdr w:val="none" w:sz="0" w:space="0" w:color="auto" w:frame="1"/>
               </w:rPr>
-              <w:t>CT-</w:t>
-            </w:r>
-            <w:proofErr w:type="gramStart"/>
-            <w:r>
-              <w:rPr>
-                <w:b w:val="0"/>
-                <w:bCs w:val="0"/>
-                <w:color w:val="1B1C1D"/>
-                <w:bdr w:val="none" w:sz="0" w:space="0" w:color="auto" w:frame="1"/>
-              </w:rPr>
-              <w:t>e</w:t>
-            </w:r>
-            <w:proofErr w:type="gramEnd"/>
-            <w:r>
-              <w:rPr>
-                <w:b w:val="0"/>
-                <w:bCs w:val="0"/>
-                <w:color w:val="1B1C1D"/>
-                <w:bdr w:val="none" w:sz="0" w:space="0" w:color="auto" w:frame="1"/>
-              </w:rPr>
-              <w:t xml:space="preserve"> 1.1: Extração de Dados Base de CT-e</w:t>
+              <w:t>CT-e 1.1: Extração de Dados Base de CT-e</w:t>
             </w:r>
           </w:p>
         </w:tc>
@@ -14983,25 +14757,7 @@
           <w:sz w:val="26"/>
           <w:szCs w:val="26"/>
         </w:rPr>
-        <w:t xml:space="preserve">.2. Testes de Extração de Dados de Imagens (OCR - NFS-e </w:t>
-      </w:r>
-      <w:proofErr w:type="gramStart"/>
-      <w:r>
-        <w:rPr>
-          <w:color w:val="2F5496"/>
-          <w:sz w:val="26"/>
-          <w:szCs w:val="26"/>
-        </w:rPr>
-        <w:t>e Outros</w:t>
-      </w:r>
-      <w:proofErr w:type="gramEnd"/>
-      <w:r>
-        <w:rPr>
-          <w:color w:val="2F5496"/>
-          <w:sz w:val="26"/>
-          <w:szCs w:val="26"/>
-        </w:rPr>
-        <w:t>)</w:t>
+        <w:t>.2. Testes de Extração de Dados de Imagens (OCR - NFS-e e Outros)</w:t>
       </w:r>
     </w:p>
     <w:bookmarkEnd w:id="9"/>
@@ -19883,11 +19639,208 @@
         <w:shd w:val="clear" w:color="auto" w:fill="FFFFFF"/>
         <w:spacing w:before="100" w:beforeAutospacing="1" w:after="100" w:afterAutospacing="1" w:line="240" w:lineRule="auto"/>
         <w:rPr>
+          <w:rStyle w:val="Hyperlink"/>
+          <w:rFonts w:ascii="Segoe UI" w:hAnsi="Segoe UI" w:cs="Segoe UI"/>
+        </w:rPr>
+      </w:pPr>
+      <w:r>
+        <w:rPr>
+          <w:rFonts w:ascii="Segoe UI" w:hAnsi="Segoe UI" w:cs="Segoe UI"/>
+        </w:rPr>
+        <w:fldChar w:fldCharType="begin"/>
+      </w:r>
+      <w:r>
+        <w:rPr>
+          <w:rFonts w:ascii="Segoe UI" w:hAnsi="Segoe UI" w:cs="Segoe UI"/>
+        </w:rPr>
+        <w:instrText>HYPERLINK "https://drive.google.com/open?id=1x_deql_HqLn56_uELL7RyTNmHk2smTLI&amp;usp=drive_fs"</w:instrText>
+      </w:r>
+      <w:r>
+        <w:rPr>
+          <w:rFonts w:ascii="Segoe UI" w:hAnsi="Segoe UI" w:cs="Segoe UI"/>
+        </w:rPr>
+      </w:r>
+      <w:r>
+        <w:rPr>
+          <w:rFonts w:ascii="Segoe UI" w:hAnsi="Segoe UI" w:cs="Segoe UI"/>
+        </w:rPr>
+        <w:fldChar w:fldCharType="separate"/>
+      </w:r>
+      <w:proofErr w:type="spellStart"/>
+      <w:r>
+        <w:rPr>
+          <w:rStyle w:val="Hyperlink"/>
+          <w:rFonts w:ascii="Segoe UI" w:hAnsi="Segoe UI" w:cs="Segoe UI"/>
+        </w:rPr>
+        <w:t>P</w:t>
+      </w:r>
+      <w:r>
+        <w:rPr>
+          <w:rStyle w:val="Hyperlink"/>
+          <w:rFonts w:ascii="Segoe UI" w:hAnsi="Segoe UI" w:cs="Segoe UI"/>
+        </w:rPr>
+        <w:t>D</w:t>
+      </w:r>
+      <w:r>
+        <w:rPr>
+          <w:rStyle w:val="Hyperlink"/>
+          <w:rFonts w:ascii="Segoe UI" w:hAnsi="Segoe UI" w:cs="Segoe UI"/>
+        </w:rPr>
+        <w:t>F</w:t>
+      </w:r>
+      <w:r>
+        <w:rPr>
+          <w:rStyle w:val="Hyperlink"/>
+          <w:rFonts w:ascii="Segoe UI" w:hAnsi="Segoe UI" w:cs="Segoe UI"/>
+        </w:rPr>
+        <w:t>s</w:t>
+      </w:r>
+      <w:proofErr w:type="spellEnd"/>
+    </w:p>
+    <w:p>
+      <w:pPr>
+        <w:numPr>
+          <w:ilvl w:val="0"/>
+          <w:numId w:val="38"/>
+        </w:numPr>
+        <w:shd w:val="clear" w:color="auto" w:fill="FFFFFF"/>
+        <w:spacing w:before="60" w:after="100" w:afterAutospacing="1" w:line="240" w:lineRule="auto"/>
+        <w:rPr>
           <w:rFonts w:ascii="Segoe UI" w:hAnsi="Segoe UI" w:cs="Segoe UI"/>
           <w:color w:val="1F2328"/>
         </w:rPr>
       </w:pPr>
+      <w:r>
+        <w:rPr>
+          <w:rFonts w:ascii="Segoe UI" w:hAnsi="Segoe UI" w:cs="Segoe UI"/>
+        </w:rPr>
+        <w:fldChar w:fldCharType="end"/>
+      </w:r>
       <w:hyperlink r:id="rId53" w:history="1">
+        <w:r>
+          <w:rPr>
+            <w:rStyle w:val="Hyperlink"/>
+            <w:rFonts w:ascii="Segoe UI" w:hAnsi="Segoe UI" w:cs="Segoe UI"/>
+            <w:color w:val="0969DA"/>
+          </w:rPr>
+          <w:t>Ima</w:t>
+        </w:r>
+        <w:r>
+          <w:rPr>
+            <w:rStyle w:val="Hyperlink"/>
+            <w:rFonts w:ascii="Segoe UI" w:hAnsi="Segoe UI" w:cs="Segoe UI"/>
+            <w:color w:val="0969DA"/>
+          </w:rPr>
+          <w:t>g</w:t>
+        </w:r>
+        <w:r>
+          <w:rPr>
+            <w:rStyle w:val="Hyperlink"/>
+            <w:rFonts w:ascii="Segoe UI" w:hAnsi="Segoe UI" w:cs="Segoe UI"/>
+            <w:color w:val="0969DA"/>
+          </w:rPr>
+          <w:t>e</w:t>
+        </w:r>
+        <w:r>
+          <w:rPr>
+            <w:rStyle w:val="Hyperlink"/>
+            <w:rFonts w:ascii="Segoe UI" w:hAnsi="Segoe UI" w:cs="Segoe UI"/>
+            <w:color w:val="0969DA"/>
+          </w:rPr>
+          <w:t>ns PN</w:t>
+        </w:r>
+        <w:r>
+          <w:rPr>
+            <w:rStyle w:val="Hyperlink"/>
+            <w:rFonts w:ascii="Segoe UI" w:hAnsi="Segoe UI" w:cs="Segoe UI"/>
+            <w:color w:val="0969DA"/>
+          </w:rPr>
+          <w:t>G</w:t>
+        </w:r>
+      </w:hyperlink>
+    </w:p>
+    <w:p>
+      <w:pPr>
+        <w:numPr>
+          <w:ilvl w:val="0"/>
+          <w:numId w:val="38"/>
+        </w:numPr>
+        <w:shd w:val="clear" w:color="auto" w:fill="FFFFFF"/>
+        <w:spacing w:before="60" w:after="100" w:afterAutospacing="1" w:line="240" w:lineRule="auto"/>
+        <w:rPr>
+          <w:rStyle w:val="Hyperlink"/>
+          <w:rFonts w:ascii="Segoe UI" w:hAnsi="Segoe UI" w:cs="Segoe UI"/>
+        </w:rPr>
+      </w:pPr>
+      <w:r>
+        <w:rPr>
+          <w:rFonts w:ascii="Segoe UI" w:hAnsi="Segoe UI" w:cs="Segoe UI"/>
+        </w:rPr>
+        <w:fldChar w:fldCharType="begin"/>
+      </w:r>
+      <w:r>
+        <w:rPr>
+          <w:rFonts w:ascii="Segoe UI" w:hAnsi="Segoe UI" w:cs="Segoe UI"/>
+        </w:rPr>
+        <w:instrText xml:space="preserve"> HYPERLINK "https://github.com/ajndantas/I2A2-Grupo_01/raw/refs/heads/master/Desafio%202%20-%20Projeto%20-%2011062025/agente_nfs/CSVs%20Docfiscais.zip" </w:instrText>
+      </w:r>
+      <w:r>
+        <w:rPr>
+          <w:rFonts w:ascii="Segoe UI" w:hAnsi="Segoe UI" w:cs="Segoe UI"/>
+        </w:rPr>
+      </w:r>
+      <w:r>
+        <w:rPr>
+          <w:rFonts w:ascii="Segoe UI" w:hAnsi="Segoe UI" w:cs="Segoe UI"/>
+        </w:rPr>
+        <w:fldChar w:fldCharType="separate"/>
+      </w:r>
+      <w:proofErr w:type="spellStart"/>
+      <w:r>
+        <w:rPr>
+          <w:rStyle w:val="Hyperlink"/>
+          <w:rFonts w:ascii="Segoe UI" w:hAnsi="Segoe UI" w:cs="Segoe UI"/>
+        </w:rPr>
+        <w:t>CS</w:t>
+      </w:r>
+      <w:r>
+        <w:rPr>
+          <w:rStyle w:val="Hyperlink"/>
+          <w:rFonts w:ascii="Segoe UI" w:hAnsi="Segoe UI" w:cs="Segoe UI"/>
+        </w:rPr>
+        <w:t>V</w:t>
+      </w:r>
+      <w:r>
+        <w:rPr>
+          <w:rStyle w:val="Hyperlink"/>
+          <w:rFonts w:ascii="Segoe UI" w:hAnsi="Segoe UI" w:cs="Segoe UI"/>
+        </w:rPr>
+        <w:t>s</w:t>
+      </w:r>
+      <w:proofErr w:type="spellEnd"/>
+    </w:p>
+    <w:p>
+      <w:pPr>
+        <w:numPr>
+          <w:ilvl w:val="0"/>
+          <w:numId w:val="38"/>
+        </w:numPr>
+        <w:shd w:val="clear" w:color="auto" w:fill="FFFFFF"/>
+        <w:spacing w:before="60" w:after="100" w:afterAutospacing="1" w:line="240" w:lineRule="auto"/>
+        <w:rPr>
+          <w:rStyle w:val="Hyperlink"/>
+          <w:rFonts w:ascii="Segoe UI" w:hAnsi="Segoe UI" w:cs="Segoe UI"/>
+          <w:color w:val="1F2328"/>
+          <w:u w:val="none"/>
+        </w:rPr>
+      </w:pPr>
+      <w:r>
+        <w:rPr>
+          <w:rFonts w:ascii="Segoe UI" w:hAnsi="Segoe UI" w:cs="Segoe UI"/>
+        </w:rPr>
+        <w:fldChar w:fldCharType="end"/>
+      </w:r>
+      <w:hyperlink r:id="rId54" w:history="1">
         <w:proofErr w:type="spellStart"/>
         <w:r>
           <w:rPr>
@@ -19895,87 +19848,23 @@
             <w:rFonts w:ascii="Segoe UI" w:hAnsi="Segoe UI" w:cs="Segoe UI"/>
             <w:color w:val="0969DA"/>
           </w:rPr>
-          <w:t>PDFs</w:t>
+          <w:t>XM</w:t>
         </w:r>
-        <w:proofErr w:type="spellEnd"/>
-      </w:hyperlink>
-    </w:p>
-    <w:p>
-      <w:pPr>
-        <w:numPr>
-          <w:ilvl w:val="0"/>
-          <w:numId w:val="38"/>
-        </w:numPr>
-        <w:shd w:val="clear" w:color="auto" w:fill="FFFFFF"/>
-        <w:spacing w:before="60" w:after="100" w:afterAutospacing="1" w:line="240" w:lineRule="auto"/>
-        <w:rPr>
-          <w:rFonts w:ascii="Segoe UI" w:hAnsi="Segoe UI" w:cs="Segoe UI"/>
-          <w:color w:val="1F2328"/>
-        </w:rPr>
-      </w:pPr>
-      <w:hyperlink r:id="rId54" w:history="1">
         <w:r>
           <w:rPr>
             <w:rStyle w:val="Hyperlink"/>
             <w:rFonts w:ascii="Segoe UI" w:hAnsi="Segoe UI" w:cs="Segoe UI"/>
             <w:color w:val="0969DA"/>
           </w:rPr>
-          <w:t>Imagens PNG</w:t>
+          <w:t>L</w:t>
         </w:r>
-      </w:hyperlink>
-    </w:p>
-    <w:p>
-      <w:pPr>
-        <w:numPr>
-          <w:ilvl w:val="0"/>
-          <w:numId w:val="38"/>
-        </w:numPr>
-        <w:shd w:val="clear" w:color="auto" w:fill="FFFFFF"/>
-        <w:spacing w:before="60" w:after="100" w:afterAutospacing="1" w:line="240" w:lineRule="auto"/>
-        <w:rPr>
-          <w:rStyle w:val="Hyperlink"/>
-          <w:rFonts w:ascii="Segoe UI" w:hAnsi="Segoe UI" w:cs="Segoe UI"/>
-          <w:color w:val="1F2328"/>
-          <w:u w:val="none"/>
-        </w:rPr>
-      </w:pPr>
-      <w:hyperlink r:id="rId55" w:history="1">
-        <w:proofErr w:type="spellStart"/>
         <w:r>
           <w:rPr>
             <w:rStyle w:val="Hyperlink"/>
             <w:rFonts w:ascii="Segoe UI" w:hAnsi="Segoe UI" w:cs="Segoe UI"/>
             <w:color w:val="0969DA"/>
           </w:rPr>
-          <w:t>CSVs</w:t>
-        </w:r>
-        <w:proofErr w:type="spellEnd"/>
-      </w:hyperlink>
-    </w:p>
-    <w:p>
-      <w:pPr>
-        <w:numPr>
-          <w:ilvl w:val="0"/>
-          <w:numId w:val="38"/>
-        </w:numPr>
-        <w:shd w:val="clear" w:color="auto" w:fill="FFFFFF"/>
-        <w:spacing w:before="60" w:after="100" w:afterAutospacing="1" w:line="240" w:lineRule="auto"/>
-        <w:rPr>
-          <w:rStyle w:val="Hyperlink"/>
-          <w:rFonts w:ascii="Segoe UI" w:hAnsi="Segoe UI" w:cs="Segoe UI"/>
-          <w:color w:val="1F2328"/>
-          <w:u w:val="none"/>
-        </w:rPr>
-      </w:pPr>
-      <w:hyperlink r:id="rId56" w:history="1">
-        <w:proofErr w:type="spellStart"/>
-        <w:r>
-          <w:rPr>
-            <w:rStyle w:val="Hyperlink"/>
-            <w:rFonts w:ascii="Segoe UI" w:hAnsi="Segoe UI" w:cs="Segoe UI"/>
-            <w:color w:val="0969DA"/>
-          </w:rPr>
-          <w:t>XMLs</w:t>
+          <w:t>s</w:t>
         </w:r>
         <w:proofErr w:type="spellEnd"/>
       </w:hyperlink>
@@ -20544,14 +20433,30 @@
         </w:rPr>
         <w:t>Baixe o </w:t>
       </w:r>
-      <w:hyperlink r:id="rId57" w:history="1">
+      <w:hyperlink r:id="rId55" w:history="1">
         <w:r>
           <w:rPr>
             <w:rStyle w:val="Hyperlink"/>
             <w:rFonts w:ascii="Segoe UI" w:hAnsi="Segoe UI" w:cs="Segoe UI"/>
             <w:color w:val="0969DA"/>
           </w:rPr>
-          <w:t>Poppler.zip</w:t>
+          <w:t>Popple</w:t>
+        </w:r>
+        <w:r>
+          <w:rPr>
+            <w:rStyle w:val="Hyperlink"/>
+            <w:rFonts w:ascii="Segoe UI" w:hAnsi="Segoe UI" w:cs="Segoe UI"/>
+            <w:color w:val="0969DA"/>
+          </w:rPr>
+          <w:t>r</w:t>
+        </w:r>
+        <w:r>
+          <w:rPr>
+            <w:rStyle w:val="Hyperlink"/>
+            <w:rFonts w:ascii="Segoe UI" w:hAnsi="Segoe UI" w:cs="Segoe UI"/>
+            <w:color w:val="0969DA"/>
+          </w:rPr>
+          <w:t>.zip</w:t>
         </w:r>
       </w:hyperlink>
       <w:r>
@@ -20850,7 +20755,7 @@
         </w:rPr>
         <w:t>1 - Dependências: </w:t>
       </w:r>
-      <w:hyperlink r:id="rId58" w:history="1">
+      <w:hyperlink r:id="rId56" w:history="1">
         <w:r>
           <w:rPr>
             <w:rStyle w:val="Hyperlink"/>
@@ -20871,7 +20776,7 @@
         </w:rPr>
         <w:t> (Para Windows), </w:t>
       </w:r>
-      <w:hyperlink r:id="rId59" w:history="1">
+      <w:hyperlink r:id="rId57" w:history="1">
         <w:r>
           <w:rPr>
             <w:rStyle w:val="Hyperlink"/>
@@ -20915,7 +20820,7 @@
         </w:rPr>
         <w:t>2 - Script Python: </w:t>
       </w:r>
-      <w:hyperlink r:id="rId60" w:history="1">
+      <w:hyperlink r:id="rId58" w:history="1">
         <w:r>
           <w:rPr>
             <w:rStyle w:val="Hyperlink"/>
@@ -20950,7 +20855,7 @@
         </w:rPr>
         <w:t>3 - Script OCR: </w:t>
       </w:r>
-      <w:hyperlink r:id="rId61" w:history="1">
+      <w:hyperlink r:id="rId59" w:history="1">
         <w:r>
           <w:rPr>
             <w:rStyle w:val="Hyperlink"/>
@@ -21077,15 +20982,7 @@
           <w:rFonts w:ascii="Arial" w:hAnsi="Arial" w:cs="Arial"/>
           <w:color w:val="1F2328"/>
         </w:rPr>
-        <w:t xml:space="preserve"> -r </w:t>
-      </w:r>
-      <w:proofErr w:type="gramStart"/>
-      <w:r>
-        <w:rPr>
-          <w:rFonts w:ascii="Arial" w:hAnsi="Arial" w:cs="Arial"/>
-          <w:color w:val="1F2328"/>
-        </w:rPr>
-        <w:t xml:space="preserve">requirements_linux.txt  </w:t>
+        <w:t xml:space="preserve"> -r requirements_linux.txt  </w:t>
       </w:r>
       <w:r>
         <w:rPr>
@@ -21093,16 +20990,7 @@
           <w:rFonts w:ascii="Arial" w:eastAsiaTheme="majorEastAsia" w:hAnsi="Arial" w:cs="Arial"/>
           <w:color w:val="59636E"/>
         </w:rPr>
-        <w:t>#</w:t>
-      </w:r>
-      <w:proofErr w:type="gramEnd"/>
-      <w:r>
-        <w:rPr>
-          <w:rStyle w:val="pl-c"/>
-          <w:rFonts w:ascii="Arial" w:eastAsiaTheme="majorEastAsia" w:hAnsi="Arial" w:cs="Arial"/>
-          <w:color w:val="59636E"/>
-        </w:rPr>
-        <w:t xml:space="preserve"> Linux</w:t>
+        <w:t># Linux</w:t>
       </w:r>
     </w:p>
     <w:p>
@@ -21171,7 +21059,6 @@
         <w:t xml:space="preserve"> agente_nfe.py --</w:t>
       </w:r>
       <w:proofErr w:type="spellStart"/>
-      <w:proofErr w:type="gramStart"/>
       <w:r>
         <w:rPr>
           <w:rFonts w:ascii="Arial" w:hAnsi="Arial" w:cs="Arial"/>
@@ -21180,7 +21067,6 @@
         <w:t>server.port</w:t>
       </w:r>
       <w:proofErr w:type="spellEnd"/>
-      <w:proofErr w:type="gramEnd"/>
       <w:r>
         <w:rPr>
           <w:rFonts w:ascii="Arial" w:hAnsi="Arial" w:cs="Arial"/>
@@ -21211,7 +21097,7 @@
         </w:rPr>
         <w:t>Acesse: </w:t>
       </w:r>
-      <w:hyperlink r:id="rId62" w:history="1">
+      <w:hyperlink r:id="rId60" w:history="1">
         <w:r>
           <w:rPr>
             <w:rStyle w:val="Hyperlink"/>
@@ -21259,22 +21145,49 @@
         <w:shd w:val="clear" w:color="auto" w:fill="FFFFFF"/>
         <w:spacing w:before="100" w:beforeAutospacing="1" w:after="100" w:afterAutospacing="1" w:line="240" w:lineRule="auto"/>
         <w:rPr>
+          <w:rStyle w:val="Hyperlink"/>
           <w:rFonts w:ascii="Segoe UI" w:hAnsi="Segoe UI" w:cs="Segoe UI"/>
-          <w:color w:val="1F2328"/>
-        </w:rPr>
-      </w:pPr>
-      <w:hyperlink r:id="rId63" w:history="1">
-        <w:proofErr w:type="spellStart"/>
-        <w:r>
-          <w:rPr>
-            <w:rStyle w:val="Hyperlink"/>
-            <w:rFonts w:ascii="Segoe UI" w:hAnsi="Segoe UI" w:cs="Segoe UI"/>
-            <w:color w:val="0969DA"/>
-          </w:rPr>
-          <w:t>PDFs</w:t>
-        </w:r>
-        <w:proofErr w:type="spellEnd"/>
-      </w:hyperlink>
+        </w:rPr>
+      </w:pPr>
+      <w:r>
+        <w:rPr>
+          <w:rFonts w:ascii="Segoe UI" w:hAnsi="Segoe UI" w:cs="Segoe UI"/>
+        </w:rPr>
+        <w:fldChar w:fldCharType="begin"/>
+      </w:r>
+      <w:r>
+        <w:rPr>
+          <w:rFonts w:ascii="Segoe UI" w:hAnsi="Segoe UI" w:cs="Segoe UI"/>
+        </w:rPr>
+        <w:instrText>HYPERLINK "https://drive.google.com/open?id=1x_deql_HqLn56_uELL7RyTNmHk2smTLI&amp;usp=drive_fs"</w:instrText>
+      </w:r>
+      <w:r>
+        <w:rPr>
+          <w:rFonts w:ascii="Segoe UI" w:hAnsi="Segoe UI" w:cs="Segoe UI"/>
+        </w:rPr>
+      </w:r>
+      <w:r>
+        <w:rPr>
+          <w:rFonts w:ascii="Segoe UI" w:hAnsi="Segoe UI" w:cs="Segoe UI"/>
+        </w:rPr>
+        <w:fldChar w:fldCharType="separate"/>
+      </w:r>
+      <w:proofErr w:type="spellStart"/>
+      <w:r>
+        <w:rPr>
+          <w:rStyle w:val="Hyperlink"/>
+          <w:rFonts w:ascii="Segoe UI" w:hAnsi="Segoe UI" w:cs="Segoe UI"/>
+        </w:rPr>
+        <w:t>PDF</w:t>
+      </w:r>
+      <w:r>
+        <w:rPr>
+          <w:rStyle w:val="Hyperlink"/>
+          <w:rFonts w:ascii="Segoe UI" w:hAnsi="Segoe UI" w:cs="Segoe UI"/>
+        </w:rPr>
+        <w:t>s</w:t>
+      </w:r>
+      <w:proofErr w:type="spellEnd"/>
     </w:p>
     <w:p>
       <w:pPr>
@@ -21289,7 +21202,13 @@
           <w:color w:val="1F2328"/>
         </w:rPr>
       </w:pPr>
-      <w:hyperlink r:id="rId64" w:history="1">
+      <w:r>
+        <w:rPr>
+          <w:rFonts w:ascii="Segoe UI" w:hAnsi="Segoe UI" w:cs="Segoe UI"/>
+        </w:rPr>
+        <w:fldChar w:fldCharType="end"/>
+      </w:r>
+      <w:hyperlink r:id="rId61" w:history="1">
         <w:r>
           <w:rPr>
             <w:rStyle w:val="Hyperlink"/>
@@ -21311,22 +21230,40 @@
         <w:rPr>
           <w:rStyle w:val="Hyperlink"/>
           <w:rFonts w:ascii="Segoe UI" w:hAnsi="Segoe UI" w:cs="Segoe UI"/>
-          <w:color w:val="1F2328"/>
-          <w:u w:val="none"/>
-        </w:rPr>
-      </w:pPr>
-      <w:hyperlink r:id="rId65" w:history="1">
-        <w:proofErr w:type="spellStart"/>
-        <w:r>
-          <w:rPr>
-            <w:rStyle w:val="Hyperlink"/>
-            <w:rFonts w:ascii="Segoe UI" w:hAnsi="Segoe UI" w:cs="Segoe UI"/>
-            <w:color w:val="0969DA"/>
-          </w:rPr>
-          <w:t>CSVs</w:t>
-        </w:r>
-        <w:proofErr w:type="spellEnd"/>
-      </w:hyperlink>
+        </w:rPr>
+      </w:pPr>
+      <w:r>
+        <w:rPr>
+          <w:rFonts w:ascii="Segoe UI" w:hAnsi="Segoe UI" w:cs="Segoe UI"/>
+        </w:rPr>
+        <w:fldChar w:fldCharType="begin"/>
+      </w:r>
+      <w:r>
+        <w:rPr>
+          <w:rFonts w:ascii="Segoe UI" w:hAnsi="Segoe UI" w:cs="Segoe UI"/>
+        </w:rPr>
+        <w:instrText xml:space="preserve"> HYPERLINK "https://github.com/ajndantas/I2A2-Grupo_01/raw/refs/heads/master/Desafio%202%20-%20Projeto%20-%2011062025/agente_nfs/CSVs%20Docfiscais.zip" </w:instrText>
+      </w:r>
+      <w:r>
+        <w:rPr>
+          <w:rFonts w:ascii="Segoe UI" w:hAnsi="Segoe UI" w:cs="Segoe UI"/>
+        </w:rPr>
+      </w:r>
+      <w:r>
+        <w:rPr>
+          <w:rFonts w:ascii="Segoe UI" w:hAnsi="Segoe UI" w:cs="Segoe UI"/>
+        </w:rPr>
+        <w:fldChar w:fldCharType="separate"/>
+      </w:r>
+      <w:proofErr w:type="spellStart"/>
+      <w:r>
+        <w:rPr>
+          <w:rStyle w:val="Hyperlink"/>
+          <w:rFonts w:ascii="Segoe UI" w:hAnsi="Segoe UI" w:cs="Segoe UI"/>
+        </w:rPr>
+        <w:t>CSVs</w:t>
+      </w:r>
+      <w:proofErr w:type="spellEnd"/>
     </w:p>
     <w:p>
       <w:pPr>
@@ -21343,7 +21280,14 @@
           <w:u w:val="none"/>
         </w:rPr>
       </w:pPr>
-      <w:hyperlink r:id="rId66" w:history="1">
+      <w:r>
+        <w:rPr>
+          <w:rFonts w:ascii="Segoe UI" w:hAnsi="Segoe UI" w:cs="Segoe UI"/>
+        </w:rPr>
+        <w:lastRenderedPageBreak/>
+        <w:fldChar w:fldCharType="end"/>
+      </w:r>
+      <w:hyperlink r:id="rId62" w:history="1">
         <w:proofErr w:type="spellStart"/>
         <w:r>
           <w:rPr>
@@ -21719,7 +21663,7 @@
       <w:bookmarkEnd w:id="12"/>
     </w:p>
     <w:sectPr>
-      <w:footerReference w:type="default" r:id="rId67"/>
+      <w:footerReference w:type="default" r:id="rId63"/>
       <w:pgSz w:w="11906" w:h="16838"/>
       <w:pgMar w:top="1417" w:right="1701" w:bottom="1417" w:left="1701" w:header="708" w:footer="708" w:gutter="0"/>
       <w:pgNumType w:start="1"/>
@@ -28656,7 +28600,7 @@
   <w:style w:type="paragraph" w:default="1" w:styleId="Normal">
     <w:name w:val="Normal"/>
     <w:qFormat/>
-    <w:rsid w:val="0076236D"/>
+    <w:rsid w:val="00197B80"/>
   </w:style>
   <w:style w:type="paragraph" w:styleId="Ttulo1">
     <w:name w:val="heading 1"/>
@@ -29951,28 +29895,28 @@
 </file>
 
 <file path=customXml/item1.xml><?xml version="1.0" encoding="utf-8"?>
-<b:Sources xmlns:b="http://schemas.openxmlformats.org/officeDocument/2006/bibliography" xmlns="http://schemas.openxmlformats.org/officeDocument/2006/bibliography" SelectedStyle="\APASixthEditionOfficeOnline.xsl" StyleName="APA" Version="6"/>
-</file>
-
-<file path=customXml/item2.xml><?xml version="1.0" encoding="utf-8"?>
 <go:gDocsCustomXmlDataStorage xmlns:go="http://customooxmlschemas.google.com/" xmlns:r="http://schemas.openxmlformats.org/officeDocument/2006/relationships" uri="GoogleDocsCustomDataVersion2">
   <go:docsCustomData xmlns:go="http://customooxmlschemas.google.com/" roundtripDataSignature="AMtx7mjxdbvcxpr/77tnND93oY+MpotInw==">CgMxLjAyDmguNXcwZGkwNG0wa2lqMg5oLjdhMXN4OG01dDE2NTIOaC52aTJuMnlpcGI0c3IyDmgueHdsdG41azlxdXlxMg5oLjlmd3N5cm85MzNuNzIOaC5hODV2c3V5bWM2c2YyDWguZDhxZWY2MTRuaGcyDmguNmdvYzE5MW9qYWRvMg5oLmozeWxoamN0bnR3aTgAciExazZzSlMzeXgwMGYwOTdvZ1Y3US05YzN1dV90ZElSNFU=</go:docsCustomData>
 </go:gDocsCustomXmlDataStorage>
 </file>
 
-<file path=customXml/itemProps1.xml><?xml version="1.0" encoding="utf-8"?>
-<ds:datastoreItem xmlns:ds="http://schemas.openxmlformats.org/officeDocument/2006/customXml" ds:itemID="{98C574D8-F2EA-4260-9191-29FE1764BD8B}">
-  <ds:schemaRefs>
-    <ds:schemaRef ds:uri="http://schemas.openxmlformats.org/officeDocument/2006/bibliography"/>
-  </ds:schemaRefs>
-</ds:datastoreItem>
+<file path=customXml/item2.xml><?xml version="1.0" encoding="utf-8"?>
+<b:Sources xmlns:b="http://schemas.openxmlformats.org/officeDocument/2006/bibliography" xmlns="http://schemas.openxmlformats.org/officeDocument/2006/bibliography" SelectedStyle="\APASixthEditionOfficeOnline.xsl" StyleName="APA" Version="6"/>
 </file>
 
-<file path=customXml/itemProps2.xml><?xml version="1.0" encoding="utf-8"?>
+<file path=customXml/itemProps1.xml><?xml version="1.0" encoding="utf-8"?>
 <ds:datastoreItem xmlns:ds="http://schemas.openxmlformats.org/officeDocument/2006/customXml" ds:itemID="{11111111-1234-1234-1234-123412341234}">
   <ds:schemaRefs>
     <ds:schemaRef ds:uri="http://customooxmlschemas.google.com/"/>
     <ds:schemaRef ds:uri="http://schemas.openxmlformats.org/officeDocument/2006/relationships"/>
   </ds:schemaRefs>
 </ds:datastoreItem>
+</file>
+
+<file path=customXml/itemProps2.xml><?xml version="1.0" encoding="utf-8"?>
+<ds:datastoreItem xmlns:ds="http://schemas.openxmlformats.org/officeDocument/2006/customXml" ds:itemID="{98C574D8-F2EA-4260-9191-29FE1764BD8B}">
+  <ds:schemaRefs>
+    <ds:schemaRef ds:uri="http://schemas.openxmlformats.org/officeDocument/2006/bibliography"/>
+  </ds:schemaRefs>
+</ds:datastoreItem>
 </file>
--- a/Desafio 2 - Projeto - 11062025/Versões Relatório/I2A2_Agentes_Inteligentes_Projeto_Final_Grupo1.docx
+++ b/Desafio 2 - Projeto - 11062025/Versões Relatório/I2A2_Agentes_Inteligentes_Projeto_Final_Grupo1.docx
@@ -1258,15 +1258,7 @@
         <w:jc w:val="both"/>
       </w:pPr>
       <w:r>
-        <w:t xml:space="preserve">Profissionais e empresas da área de contabilidade, finanças e tecnologia, especialmente aqueles envolvidos com automação de processos fiscais, </w:t>
-      </w:r>
-      <w:proofErr w:type="spellStart"/>
-      <w:r>
-        <w:t>compliance</w:t>
-      </w:r>
-      <w:proofErr w:type="spellEnd"/>
-      <w:r>
-        <w:t xml:space="preserve"> tributário e extração de dados de documentos fiscais (como notas fiscais eletrônicas).</w:t>
+        <w:t>Profissionais e empresas da área de contabilidade, finanças e tecnologia, especialmente aqueles envolvidos com automação de processos fiscais, compliance tributário e extração de dados de documentos fiscais (como notas fiscais eletrônicas).</w:t>
       </w:r>
     </w:p>
     <w:p>
@@ -1361,15 +1353,7 @@
         <w:jc w:val="both"/>
       </w:pPr>
       <w:r>
-        <w:t>Como profissional da área de contabilidade, finanças ou tecnologia, eu quero uma solução capaz de capturar e extrair automaticamente os dados de documentos fiscais (</w:t>
-      </w:r>
-      <w:proofErr w:type="spellStart"/>
-      <w:r>
-        <w:t>Ex</w:t>
-      </w:r>
-      <w:proofErr w:type="spellEnd"/>
-      <w:r>
-        <w:t>: NF-e), para que eu possa obter essas informações de forma rápida, precisa e organizada, reduzindo erros manuais e otimizando meus processos operacionais.</w:t>
+        <w:t>Como profissional da área de contabilidade, finanças ou tecnologia, eu quero uma solução capaz de capturar e extrair automaticamente os dados de documentos fiscais (Ex: NF-e), para que eu possa obter essas informações de forma rápida, precisa e organizada, reduzindo erros manuais e otimizando meus processos operacionais.</w:t>
       </w:r>
     </w:p>
     <w:p>
@@ -1869,23 +1853,7 @@
         <w:t>Agente 3 (Resposta e Interação):</w:t>
       </w:r>
       <w:r>
-        <w:t xml:space="preserve"> Acessa um </w:t>
-      </w:r>
-      <w:proofErr w:type="spellStart"/>
-      <w:r>
-        <w:t>Large</w:t>
-      </w:r>
-      <w:proofErr w:type="spellEnd"/>
-      <w:r>
-        <w:t xml:space="preserve"> </w:t>
-      </w:r>
-      <w:proofErr w:type="spellStart"/>
-      <w:r>
-        <w:t>Language</w:t>
-      </w:r>
-      <w:proofErr w:type="spellEnd"/>
-      <w:r>
-        <w:t xml:space="preserve"> Model (LLM) e, utilizando os dados da Base de Conhecimento, responde às perguntas dos usuários sobre as informações fiscais.</w:t>
+        <w:t xml:space="preserve"> Acessa um Large Language Model (LLM) e, utilizando os dados da Base de Conhecimento, responde às perguntas dos usuários sobre as informações fiscais.</w:t>
       </w:r>
     </w:p>
     <w:p>
@@ -1987,15 +1955,7 @@
         <w:ind w:firstLine="720"/>
       </w:pPr>
       <w:r>
-        <w:t xml:space="preserve">O sistema será desenvolvido seguindo uma arquitetura </w:t>
-      </w:r>
-      <w:proofErr w:type="spellStart"/>
-      <w:r>
-        <w:t>multi-agente</w:t>
-      </w:r>
-      <w:proofErr w:type="spellEnd"/>
-      <w:r>
-        <w:t xml:space="preserve"> composta por três agentes especializados:</w:t>
+        <w:t>O sistema será desenvolvido seguindo uma arquitetura multi-agente composta por três agentes especializados:</w:t>
       </w:r>
     </w:p>
     <w:p>
@@ -2022,15 +1982,7 @@
         <w:spacing w:after="0" w:line="240" w:lineRule="auto"/>
       </w:pPr>
       <w:r>
-        <w:t xml:space="preserve">Responsabilidade: Obter e </w:t>
-      </w:r>
-      <w:proofErr w:type="spellStart"/>
-      <w:r>
-        <w:t>pré</w:t>
-      </w:r>
-      <w:proofErr w:type="spellEnd"/>
-      <w:r>
-        <w:t>-processar documentos fiscais</w:t>
+        <w:t>Responsabilidade: Obter e pré-processar documentos fiscais</w:t>
       </w:r>
     </w:p>
     <w:p>
@@ -2053,21 +2005,8 @@
         <w:t>Interface para upload manual de arquivos (PDF, imagens</w:t>
       </w:r>
       <w:r>
-        <w:t xml:space="preserve">, </w:t>
-      </w:r>
-      <w:proofErr w:type="spellStart"/>
-      <w:r>
-        <w:t>CSVs</w:t>
-      </w:r>
-      <w:proofErr w:type="spellEnd"/>
-      <w:r>
-        <w:t xml:space="preserve"> e </w:t>
-      </w:r>
-      <w:proofErr w:type="spellStart"/>
-      <w:r>
-        <w:t>XMLs</w:t>
-      </w:r>
-      <w:proofErr w:type="spellEnd"/>
+        <w:t>, CSVs e XMLs</w:t>
+      </w:r>
       <w:r>
         <w:t>)</w:t>
       </w:r>
@@ -2211,15 +2150,7 @@
         <w:spacing w:after="0" w:line="240" w:lineRule="auto"/>
       </w:pPr>
       <w:r>
-        <w:t xml:space="preserve">Integração com </w:t>
-      </w:r>
-      <w:proofErr w:type="spellStart"/>
-      <w:r>
-        <w:t>LLMs</w:t>
-      </w:r>
-      <w:proofErr w:type="spellEnd"/>
-      <w:r>
-        <w:t xml:space="preserve"> para consultas em linguagem natural</w:t>
+        <w:t>Integração com LLMs para consultas em linguagem natural</w:t>
       </w:r>
     </w:p>
     <w:p>
@@ -2322,16 +2253,8 @@
           <w:b/>
         </w:rPr>
         <w:lastRenderedPageBreak/>
-        <w:t xml:space="preserve">Armazenamento e Acesso a </w:t>
-      </w:r>
-      <w:proofErr w:type="spellStart"/>
-      <w:r>
-        <w:rPr>
-          <w:b/>
-        </w:rPr>
-        <w:t>LLMs</w:t>
-      </w:r>
-      <w:proofErr w:type="spellEnd"/>
+        <w:t>Armazenamento e Acesso a LLMs</w:t>
+      </w:r>
       <w:r>
         <w:rPr>
           <w:i/>
@@ -2349,15 +2272,7 @@
         <w:spacing w:after="0" w:line="240" w:lineRule="auto"/>
       </w:pPr>
       <w:r>
-        <w:t xml:space="preserve">Banco de dados </w:t>
-      </w:r>
-      <w:proofErr w:type="spellStart"/>
-      <w:r>
-        <w:t>SQLite</w:t>
-      </w:r>
-      <w:proofErr w:type="spellEnd"/>
-      <w:r>
-        <w:t xml:space="preserve"> para documentos processados</w:t>
+        <w:t>Banco de dados SQLite para documentos processados</w:t>
       </w:r>
     </w:p>
     <w:p>
@@ -2370,15 +2285,7 @@
         <w:spacing w:after="0" w:line="240" w:lineRule="auto"/>
       </w:pPr>
       <w:r>
-        <w:t xml:space="preserve">Integração com APIs de </w:t>
-      </w:r>
-      <w:proofErr w:type="spellStart"/>
-      <w:r>
-        <w:t>LLMs</w:t>
-      </w:r>
-      <w:proofErr w:type="spellEnd"/>
-      <w:r>
-        <w:t xml:space="preserve"> (</w:t>
+        <w:t>Integração com APIs de LLMs (</w:t>
       </w:r>
       <w:hyperlink r:id="rId18" w:history="1">
         <w:r>
@@ -2467,19 +2374,11 @@
       <w:pPr>
         <w:spacing w:after="0" w:line="240" w:lineRule="auto"/>
       </w:pPr>
-      <w:proofErr w:type="spellStart"/>
       <w:r>
         <w:rPr>
           <w:b/>
         </w:rPr>
-        <w:t>Backend</w:t>
-      </w:r>
-      <w:proofErr w:type="spellEnd"/>
-      <w:r>
-        <w:rPr>
-          <w:b/>
-        </w:rPr>
-        <w:t xml:space="preserve"> e Processamento</w:t>
+        <w:t>Backend e Processamento</w:t>
       </w:r>
     </w:p>
     <w:p>
@@ -2513,19 +2412,9 @@
         </w:numPr>
         <w:spacing w:after="0" w:line="240" w:lineRule="auto"/>
       </w:pPr>
-      <w:proofErr w:type="spellStart"/>
-      <w:r>
-        <w:t>Langchain</w:t>
-      </w:r>
-      <w:proofErr w:type="spellEnd"/>
-      <w:r>
-        <w:t xml:space="preserve"> como biblioteca de interação com as </w:t>
-      </w:r>
-      <w:proofErr w:type="spellStart"/>
-      <w:r>
-        <w:t>LLMs</w:t>
-      </w:r>
-      <w:proofErr w:type="spellEnd"/>
+      <w:r>
+        <w:t>Langchain como biblioteca de interação com as LLMs</w:t>
+      </w:r>
     </w:p>
     <w:p>
       <w:pPr>
@@ -2536,11 +2425,9 @@
         </w:numPr>
         <w:spacing w:after="0" w:line="240" w:lineRule="auto"/>
       </w:pPr>
-      <w:proofErr w:type="spellStart"/>
       <w:r>
         <w:t>SQLite</w:t>
       </w:r>
-      <w:proofErr w:type="spellEnd"/>
       <w:r>
         <w:rPr>
           <w:b/>
@@ -2576,13 +2463,8 @@
         </w:numPr>
         <w:spacing w:after="0" w:line="240" w:lineRule="auto"/>
       </w:pPr>
-      <w:proofErr w:type="spellStart"/>
-      <w:r>
-        <w:t>Tesseract</w:t>
-      </w:r>
-      <w:proofErr w:type="spellEnd"/>
-      <w:r>
-        <w:t xml:space="preserve"> OCR</w:t>
+      <w:r>
+        <w:t>Tesseract OCR</w:t>
       </w:r>
       <w:r>
         <w:rPr>
@@ -2591,15 +2473,7 @@
         <w:t xml:space="preserve"> </w:t>
       </w:r>
       <w:r>
-        <w:t xml:space="preserve">+ </w:t>
-      </w:r>
-      <w:proofErr w:type="spellStart"/>
-      <w:r>
-        <w:t>OpenCV</w:t>
-      </w:r>
-      <w:proofErr w:type="spellEnd"/>
-      <w:r>
-        <w:t xml:space="preserve"> para reconhecimento de texto</w:t>
+        <w:t>+ OpenCV para reconhecimento de texto</w:t>
       </w:r>
     </w:p>
     <w:p>
@@ -2639,19 +2513,11 @@
       <w:pPr>
         <w:spacing w:after="0" w:line="240" w:lineRule="auto"/>
       </w:pPr>
-      <w:proofErr w:type="spellStart"/>
       <w:r>
         <w:rPr>
           <w:b/>
         </w:rPr>
-        <w:t>Frontend</w:t>
-      </w:r>
-      <w:proofErr w:type="spellEnd"/>
-      <w:r>
-        <w:rPr>
-          <w:b/>
-        </w:rPr>
-        <w:t xml:space="preserve"> e Interface</w:t>
+        <w:t>Frontend e Interface</w:t>
       </w:r>
     </w:p>
     <w:p>
@@ -2667,7 +2533,6 @@
           <w:szCs w:val="23"/>
         </w:rPr>
       </w:pPr>
-      <w:proofErr w:type="spellStart"/>
       <w:r>
         <w:rPr>
           <w:sz w:val="23"/>
@@ -2675,7 +2540,6 @@
         </w:rPr>
         <w:t>Streamlit</w:t>
       </w:r>
-      <w:proofErr w:type="spellEnd"/>
     </w:p>
     <w:p>
       <w:pPr>
@@ -2750,15 +2614,7 @@
         <w:t xml:space="preserve">de Demo </w:t>
       </w:r>
       <w:r>
-        <w:t xml:space="preserve">via site </w:t>
-      </w:r>
-      <w:proofErr w:type="spellStart"/>
-      <w:r>
-        <w:t>Streamlit</w:t>
-      </w:r>
-      <w:proofErr w:type="spellEnd"/>
-      <w:r>
-        <w:t xml:space="preserve"> Cloud Community (</w:t>
+        <w:t>via site Streamlit Cloud Community (</w:t>
       </w:r>
       <w:hyperlink r:id="rId20" w:history="1">
         <w:r>
@@ -3222,21 +3078,7 @@
         <w:rPr>
           <w:b/>
         </w:rPr>
-        <w:t xml:space="preserve">Fase 5: Interface – Agente 1 + </w:t>
-      </w:r>
-      <w:proofErr w:type="spellStart"/>
-      <w:r>
-        <w:rPr>
-          <w:b/>
-        </w:rPr>
-        <w:t>Frontend</w:t>
-      </w:r>
-      <w:proofErr w:type="spellEnd"/>
-      <w:r>
-        <w:rPr>
-          <w:b/>
-        </w:rPr>
-        <w:t xml:space="preserve"> – Segunda Apresentação</w:t>
+        <w:t>Fase 5: Interface – Agente 1 + Frontend – Segunda Apresentação</w:t>
       </w:r>
     </w:p>
     <w:p>
@@ -3409,19 +3251,11 @@
           <w:color w:val="000000"/>
         </w:rPr>
       </w:pPr>
-      <w:proofErr w:type="spellStart"/>
       <w:r>
         <w:rPr>
           <w:color w:val="000000"/>
         </w:rPr>
-        <w:t>Roadmap</w:t>
-      </w:r>
-      <w:proofErr w:type="spellEnd"/>
-      <w:r>
-        <w:rPr>
-          <w:color w:val="000000"/>
-        </w:rPr>
-        <w:t xml:space="preserve"> para desenvolvimento futuro</w:t>
+        <w:t>Roadmap para desenvolvimento futuro</w:t>
       </w:r>
     </w:p>
     <w:p>
@@ -3537,16 +3371,8 @@
         <w:rPr>
           <w:color w:val="000000"/>
         </w:rPr>
-        <w:t xml:space="preserve">Validação de </w:t>
-      </w:r>
-      <w:proofErr w:type="spellStart"/>
-      <w:r>
-        <w:rPr>
-          <w:color w:val="000000"/>
-        </w:rPr>
-        <w:t>compliance</w:t>
-      </w:r>
-      <w:proofErr w:type="spellEnd"/>
+        <w:t>Validação de compliance</w:t>
+      </w:r>
     </w:p>
     <w:p>
       <w:pPr>
@@ -4100,13 +3926,8 @@
         </w:rPr>
         <w:t xml:space="preserve">Desafio 3: </w:t>
       </w:r>
-      <w:proofErr w:type="spellStart"/>
-      <w:r>
-        <w:t>Compliance</w:t>
-      </w:r>
-      <w:proofErr w:type="spellEnd"/>
-      <w:r>
-        <w:t xml:space="preserve"> Legal</w:t>
+      <w:r>
+        <w:t>Compliance Legal</w:t>
       </w:r>
     </w:p>
     <w:p>
@@ -4124,15 +3945,7 @@
       <w:bookmarkStart w:id="6" w:name="_heading=h.d8qef614nhg" w:colFirst="0" w:colLast="0"/>
       <w:bookmarkEnd w:id="6"/>
       <w:r>
-        <w:t xml:space="preserve">Solução: A referência utilizada foi a documentação de Notas Técnicas, Manual de Orientação do Contribuinte e </w:t>
-      </w:r>
-      <w:proofErr w:type="spellStart"/>
-      <w:r>
-        <w:t>Schemas</w:t>
-      </w:r>
-      <w:proofErr w:type="spellEnd"/>
-      <w:r>
-        <w:t xml:space="preserve"> XSD.</w:t>
+        <w:t>Solução: A referência utilizada foi a documentação de Notas Técnicas, Manual de Orientação do Contribuinte e Schemas XSD.</w:t>
       </w:r>
     </w:p>
     <w:p>
@@ -5146,17 +4959,8 @@
                 <w:b/>
                 <w:color w:val="000000"/>
               </w:rPr>
-              <w:t xml:space="preserve">Interface - Agente 1 + </w:t>
-            </w:r>
-            <w:proofErr w:type="spellStart"/>
-            <w:r>
-              <w:rPr>
-                <w:b/>
-                <w:color w:val="000000"/>
-              </w:rPr>
-              <w:t>Frontend</w:t>
-            </w:r>
-            <w:proofErr w:type="spellEnd"/>
+              <w:t>Interface - Agente 1 + Frontend</w:t>
+            </w:r>
             <w:r>
               <w:rPr>
                 <w:color w:val="000000"/>
@@ -5319,21 +5123,7 @@
                 <w:color w:val="000000"/>
               </w:rPr>
               <w:br/>
-              <w:t xml:space="preserve">- </w:t>
-            </w:r>
-            <w:proofErr w:type="spellStart"/>
-            <w:r>
-              <w:rPr>
-                <w:color w:val="000000"/>
-              </w:rPr>
-              <w:t>Roadmap</w:t>
-            </w:r>
-            <w:proofErr w:type="spellEnd"/>
-            <w:r>
-              <w:rPr>
-                <w:color w:val="000000"/>
-              </w:rPr>
-              <w:t xml:space="preserve"> futuro</w:t>
+              <w:t>- Roadmap futuro</w:t>
             </w:r>
           </w:p>
         </w:tc>
@@ -5716,16 +5506,8 @@
                 <w:color w:val="000000"/>
               </w:rPr>
               <w:br/>
-              <w:t xml:space="preserve">- Correções e otimizações finais                                                                                                                                                                 - Preparação da documentação completa                                                                                 - Validação de </w:t>
-            </w:r>
-            <w:proofErr w:type="spellStart"/>
-            <w:r>
-              <w:rPr>
-                <w:color w:val="000000"/>
-              </w:rPr>
-              <w:t>compliance</w:t>
-            </w:r>
-            <w:proofErr w:type="spellEnd"/>
+              <w:t>- Correções e otimizações finais                                                                                                                                                                 - Preparação da documentação completa                                                                                 - Validação de compliance</w:t>
+            </w:r>
           </w:p>
         </w:tc>
         <w:tc>
@@ -9886,23 +9668,7 @@
         <w:t>Legislação Tributária:</w:t>
       </w:r>
       <w:r>
-        <w:t xml:space="preserve"> O sistema não precisa ser um emissor ou validador fiscal, mas o conhecimento das regras (</w:t>
-      </w:r>
-      <w:proofErr w:type="spellStart"/>
-      <w:r>
-        <w:t>ex</w:t>
-      </w:r>
-      <w:proofErr w:type="spellEnd"/>
-      <w:r>
-        <w:t xml:space="preserve">: o que é NCM, como o ICMS é calculado) é crucial para a correta extração e categorização dos dados. As referências que serão utilizadas são: Notas Técnicas, Manual de Orientação do Contribuinte e </w:t>
-      </w:r>
-      <w:proofErr w:type="spellStart"/>
-      <w:r>
-        <w:t>Schemas</w:t>
-      </w:r>
-      <w:proofErr w:type="spellEnd"/>
-      <w:r>
-        <w:t xml:space="preserve"> XSD.</w:t>
+        <w:t xml:space="preserve"> O sistema não precisa ser um emissor ou validador fiscal, mas o conhecimento das regras (ex: o que é NCM, como o ICMS é calculado) é crucial para a correta extração e categorização dos dados. As referências que serão utilizadas são: Notas Técnicas, Manual de Orientação do Contribuinte e Schemas XSD.</w:t>
       </w:r>
     </w:p>
     <w:p>
@@ -10043,23 +9809,7 @@
           <w:sz w:val="24"/>
           <w:szCs w:val="24"/>
         </w:rPr>
-        <w:t>Deve haver uma fila de processamento visível ao usuário (</w:t>
-      </w:r>
-      <w:proofErr w:type="spellStart"/>
-      <w:r>
-        <w:rPr>
-          <w:sz w:val="24"/>
-          <w:szCs w:val="24"/>
-        </w:rPr>
-        <w:t>Ex</w:t>
-      </w:r>
-      <w:proofErr w:type="spellEnd"/>
-      <w:r>
-        <w:rPr>
-          <w:sz w:val="24"/>
-          <w:szCs w:val="24"/>
-        </w:rPr>
-        <w:t>: "Aguardando", "Processando", "Concluído", "Erro").</w:t>
+        <w:t>Deve haver uma fila de processamento visível ao usuário (Ex: "Aguardando", "Processando", "Concluído", "Erro").</w:t>
       </w:r>
     </w:p>
     <w:p>
@@ -10121,23 +9871,7 @@
         <w:spacing w:after="0"/>
       </w:pPr>
       <w:r>
-        <w:t>Analisar o texto extraído e identificar os nomes dos campos (</w:t>
-      </w:r>
-      <w:proofErr w:type="spellStart"/>
-      <w:r>
-        <w:t>Ex</w:t>
-      </w:r>
-      <w:proofErr w:type="spellEnd"/>
-      <w:r>
-        <w:t xml:space="preserve">: </w:t>
-      </w:r>
-      <w:proofErr w:type="spellStart"/>
-      <w:r>
-        <w:t>CNPJs</w:t>
-      </w:r>
-      <w:proofErr w:type="spellEnd"/>
-      <w:r>
-        <w:t>, datas, valores, etc.) e seus valores</w:t>
+        <w:t>Analisar o texto extraído e identificar os nomes dos campos (Ex: CNPJs, datas, valores, etc.) e seus valores</w:t>
       </w:r>
     </w:p>
     <w:p/>
@@ -10229,15 +9963,7 @@
         <w:spacing w:after="0" w:line="240" w:lineRule="auto"/>
       </w:pPr>
       <w:r>
-        <w:t xml:space="preserve"> A LLM deve utilizar o significado do campo em vez dos seus nomes, tendo como referência Notas Técnicas, Manual de Orientação do Contribuinte e </w:t>
-      </w:r>
-      <w:proofErr w:type="spellStart"/>
-      <w:r>
-        <w:t>Schemas</w:t>
-      </w:r>
-      <w:proofErr w:type="spellEnd"/>
-      <w:r>
-        <w:t xml:space="preserve"> XSD. </w:t>
+        <w:t xml:space="preserve"> A LLM deve utilizar o significado do campo em vez dos seus nomes, tendo como referência Notas Técnicas, Manual de Orientação do Contribuinte e Schemas XSD. </w:t>
       </w:r>
     </w:p>
     <w:p>
@@ -10553,15 +10279,7 @@
         </w:numPr>
       </w:pPr>
       <w:r>
-        <w:t>O sistema deve ter uma disponibilidade de pelo menos 99.5% (</w:t>
-      </w:r>
-      <w:proofErr w:type="spellStart"/>
-      <w:r>
-        <w:t>uptime</w:t>
-      </w:r>
-      <w:proofErr w:type="spellEnd"/>
-      <w:r>
-        <w:t>).</w:t>
+        <w:t>O sistema deve ter uma disponibilidade de pelo menos 99.5% (uptime).</w:t>
       </w:r>
     </w:p>
     <w:p>
@@ -10767,37 +10485,8 @@
         <w:rPr>
           <w:rFonts w:ascii="Arial" w:eastAsia="Arial" w:hAnsi="Arial" w:cs="Arial"/>
         </w:rPr>
-        <w:t xml:space="preserve">Para </w:t>
-      </w:r>
-      <w:proofErr w:type="spellStart"/>
-      <w:r>
-        <w:rPr>
-          <w:rFonts w:ascii="Arial" w:eastAsia="Arial" w:hAnsi="Arial" w:cs="Arial"/>
-        </w:rPr>
-        <w:t>PDFs</w:t>
-      </w:r>
-      <w:proofErr w:type="spellEnd"/>
-      <w:r>
-        <w:rPr>
-          <w:rFonts w:ascii="Arial" w:eastAsia="Arial" w:hAnsi="Arial" w:cs="Arial"/>
-        </w:rPr>
-        <w:t>/</w:t>
-      </w:r>
-      <w:proofErr w:type="spellStart"/>
-      <w:r>
-        <w:rPr>
-          <w:rFonts w:ascii="Arial" w:eastAsia="Arial" w:hAnsi="Arial" w:cs="Arial"/>
-        </w:rPr>
-        <w:t>PNGs</w:t>
-      </w:r>
-      <w:proofErr w:type="spellEnd"/>
-      <w:r>
-        <w:rPr>
-          <w:rFonts w:ascii="Arial" w:eastAsia="Arial" w:hAnsi="Arial" w:cs="Arial"/>
-        </w:rPr>
-        <w:t xml:space="preserve">: Utiliza OCR (classe </w:t>
-      </w:r>
-      <w:proofErr w:type="spellStart"/>
+        <w:t xml:space="preserve">Para PDFs/PNGs: Utiliza OCR (classe </w:t>
+      </w:r>
       <w:r>
         <w:rPr>
           <w:rFonts w:ascii="Roboto Mono" w:eastAsia="Roboto Mono" w:hAnsi="Roboto Mono" w:cs="Roboto Mono"/>
@@ -10805,7 +10494,6 @@
         </w:rPr>
         <w:t>NotaFiscalOCR</w:t>
       </w:r>
-      <w:proofErr w:type="spellEnd"/>
       <w:r>
         <w:rPr>
           <w:rFonts w:ascii="Arial" w:eastAsia="Arial" w:hAnsi="Arial" w:cs="Arial"/>
@@ -10830,30 +10518,14 @@
         <w:rPr>
           <w:rFonts w:ascii="Arial" w:eastAsia="Arial" w:hAnsi="Arial" w:cs="Arial"/>
         </w:rPr>
-        <w:t xml:space="preserve">Para </w:t>
-      </w:r>
-      <w:proofErr w:type="spellStart"/>
+        <w:t>Para CSVs</w:t>
+      </w:r>
       <w:r>
         <w:rPr>
           <w:rFonts w:ascii="Arial" w:eastAsia="Arial" w:hAnsi="Arial" w:cs="Arial"/>
         </w:rPr>
-        <w:t>CSVs</w:t>
-      </w:r>
-      <w:proofErr w:type="spellEnd"/>
-      <w:r>
-        <w:rPr>
-          <w:rFonts w:ascii="Arial" w:eastAsia="Arial" w:hAnsi="Arial" w:cs="Arial"/>
-        </w:rPr>
-        <w:t xml:space="preserve"> e </w:t>
-      </w:r>
-      <w:proofErr w:type="spellStart"/>
-      <w:r>
-        <w:rPr>
-          <w:rFonts w:ascii="Arial" w:eastAsia="Arial" w:hAnsi="Arial" w:cs="Arial"/>
-        </w:rPr>
-        <w:t>XMLs</w:t>
-      </w:r>
-      <w:proofErr w:type="spellEnd"/>
+        <w:t xml:space="preserve"> e XMLs</w:t>
+      </w:r>
       <w:r>
         <w:rPr>
           <w:rFonts w:ascii="Arial" w:eastAsia="Arial" w:hAnsi="Arial" w:cs="Arial"/>
@@ -10908,23 +10580,8 @@
         <w:rPr>
           <w:rFonts w:ascii="Arial" w:eastAsia="Arial" w:hAnsi="Arial" w:cs="Arial"/>
         </w:rPr>
-        <w:t xml:space="preserve"> Encaminha o texto ou </w:t>
-      </w:r>
-      <w:proofErr w:type="spellStart"/>
-      <w:r>
-        <w:rPr>
-          <w:rFonts w:ascii="Arial" w:eastAsia="Arial" w:hAnsi="Arial" w:cs="Arial"/>
-        </w:rPr>
-        <w:t>dataframe</w:t>
-      </w:r>
-      <w:proofErr w:type="spellEnd"/>
-      <w:r>
-        <w:rPr>
-          <w:rFonts w:ascii="Arial" w:eastAsia="Arial" w:hAnsi="Arial" w:cs="Arial"/>
-        </w:rPr>
-        <w:t xml:space="preserve"> para a função </w:t>
-      </w:r>
-      <w:proofErr w:type="spellStart"/>
+        <w:t xml:space="preserve"> Encaminha o texto ou dataframe para a função </w:t>
+      </w:r>
       <w:r>
         <w:rPr>
           <w:rFonts w:ascii="Roboto Mono" w:eastAsia="Roboto Mono" w:hAnsi="Roboto Mono" w:cs="Roboto Mono"/>
@@ -10932,7 +10589,6 @@
         </w:rPr>
         <w:t>consultallmdocfiscal</w:t>
       </w:r>
-      <w:proofErr w:type="spellEnd"/>
       <w:r>
         <w:rPr>
           <w:rFonts w:ascii="Arial" w:eastAsia="Arial" w:hAnsi="Arial" w:cs="Arial"/>
@@ -10977,7 +10633,6 @@
         </w:rPr>
         <w:t>Traduzir nomes de campos (</w:t>
       </w:r>
-      <w:proofErr w:type="spellStart"/>
       <w:r>
         <w:rPr>
           <w:rFonts w:ascii="Roboto Mono" w:eastAsia="Roboto Mono" w:hAnsi="Roboto Mono" w:cs="Roboto Mono"/>
@@ -10985,7 +10640,6 @@
         </w:rPr>
         <w:t>sigcampos</w:t>
       </w:r>
-      <w:proofErr w:type="spellEnd"/>
       <w:r>
         <w:rPr>
           <w:rFonts w:ascii="Arial" w:eastAsia="Arial" w:hAnsi="Arial" w:cs="Arial"/>
@@ -11049,7 +10703,6 @@
         </w:rPr>
         <w:t xml:space="preserve"> Emprega a função </w:t>
       </w:r>
-      <w:proofErr w:type="spellStart"/>
       <w:r>
         <w:rPr>
           <w:rFonts w:ascii="Roboto Mono" w:eastAsia="Roboto Mono" w:hAnsi="Roboto Mono" w:cs="Roboto Mono"/>
@@ -11057,7 +10710,6 @@
         </w:rPr>
         <w:t>obtem_sim_nao</w:t>
       </w:r>
-      <w:proofErr w:type="spellEnd"/>
       <w:r>
         <w:rPr>
           <w:rFonts w:ascii="Arial" w:eastAsia="Arial" w:hAnsi="Arial" w:cs="Arial"/>
@@ -11105,7 +10757,6 @@
         </w:rPr>
         <w:t>Se a resposta for possível: Gera uma query SQL (</w:t>
       </w:r>
-      <w:proofErr w:type="spellStart"/>
       <w:r>
         <w:rPr>
           <w:rFonts w:ascii="Roboto Mono" w:eastAsia="Roboto Mono" w:hAnsi="Roboto Mono" w:cs="Roboto Mono"/>
@@ -11113,26 +10764,11 @@
         </w:rPr>
         <w:t>llm_gera_query</w:t>
       </w:r>
-      <w:proofErr w:type="spellEnd"/>
       <w:r>
         <w:rPr>
           <w:rFonts w:ascii="Arial" w:eastAsia="Arial" w:hAnsi="Arial" w:cs="Arial"/>
         </w:rPr>
-        <w:t xml:space="preserve">) utilizando a LLM, executa-a no </w:t>
-      </w:r>
-      <w:proofErr w:type="spellStart"/>
-      <w:r>
-        <w:rPr>
-          <w:rFonts w:ascii="Arial" w:eastAsia="Arial" w:hAnsi="Arial" w:cs="Arial"/>
-        </w:rPr>
-        <w:t>SQLite</w:t>
-      </w:r>
-      <w:proofErr w:type="spellEnd"/>
-      <w:r>
-        <w:rPr>
-          <w:rFonts w:ascii="Arial" w:eastAsia="Arial" w:hAnsi="Arial" w:cs="Arial"/>
-        </w:rPr>
-        <w:t xml:space="preserve"> e retorna os dados.</w:t>
+        <w:t>) utilizando a LLM, executa-a no SQLite e retorna os dados.</w:t>
       </w:r>
     </w:p>
     <w:p>
@@ -11195,7 +10831,6 @@
           <w:rFonts w:ascii="Arial" w:eastAsia="Arial" w:hAnsi="Arial" w:cs="Arial"/>
         </w:rPr>
       </w:pPr>
-      <w:proofErr w:type="spellStart"/>
       <w:r>
         <w:rPr>
           <w:rFonts w:ascii="Roboto Mono" w:eastAsia="Roboto Mono" w:hAnsi="Roboto Mono" w:cs="Roboto Mono"/>
@@ -11204,7 +10839,6 @@
         </w:rPr>
         <w:t>consultallmdocfiscal</w:t>
       </w:r>
-      <w:proofErr w:type="spellEnd"/>
       <w:r>
         <w:rPr>
           <w:rFonts w:ascii="Arial" w:eastAsia="Arial" w:hAnsi="Arial" w:cs="Arial"/>
@@ -11232,7 +10866,6 @@
           <w:rFonts w:ascii="Arial" w:eastAsia="Arial" w:hAnsi="Arial" w:cs="Arial"/>
         </w:rPr>
       </w:pPr>
-      <w:proofErr w:type="spellStart"/>
       <w:r>
         <w:rPr>
           <w:rFonts w:ascii="Roboto Mono" w:eastAsia="Roboto Mono" w:hAnsi="Roboto Mono" w:cs="Roboto Mono"/>
@@ -11241,7 +10874,6 @@
         </w:rPr>
         <w:t>consultallmdocfiscal</w:t>
       </w:r>
-      <w:proofErr w:type="spellEnd"/>
       <w:r>
         <w:rPr>
           <w:rFonts w:ascii="Arial" w:eastAsia="Arial" w:hAnsi="Arial" w:cs="Arial"/>
@@ -11254,17 +10886,8 @@
           <w:rFonts w:ascii="Arial" w:eastAsia="Arial" w:hAnsi="Arial" w:cs="Arial"/>
           <w:b/>
         </w:rPr>
-        <w:t>/</w:t>
-      </w:r>
-      <w:proofErr w:type="spellStart"/>
-      <w:r>
-        <w:rPr>
-          <w:rFonts w:ascii="Arial" w:eastAsia="Arial" w:hAnsi="Arial" w:cs="Arial"/>
-          <w:b/>
-        </w:rPr>
-        <w:t>XMLs</w:t>
-      </w:r>
-      <w:proofErr w:type="spellEnd"/>
+        <w:t>/XMLs</w:t>
+      </w:r>
       <w:r>
         <w:rPr>
           <w:rFonts w:ascii="Arial" w:eastAsia="Arial" w:hAnsi="Arial" w:cs="Arial"/>
@@ -11304,7 +10927,6 @@
           <w:rFonts w:ascii="Arial" w:eastAsia="Arial" w:hAnsi="Arial" w:cs="Arial"/>
         </w:rPr>
       </w:pPr>
-      <w:proofErr w:type="spellStart"/>
       <w:r>
         <w:rPr>
           <w:rFonts w:ascii="Roboto Mono" w:eastAsia="Roboto Mono" w:hAnsi="Roboto Mono" w:cs="Roboto Mono"/>
@@ -11314,7 +10936,6 @@
         <w:lastRenderedPageBreak/>
         <w:t>obtem_sim_nao</w:t>
       </w:r>
-      <w:proofErr w:type="spellEnd"/>
       <w:r>
         <w:rPr>
           <w:rFonts w:ascii="Arial" w:eastAsia="Arial" w:hAnsi="Arial" w:cs="Arial"/>
@@ -11326,21 +10947,7 @@
         <w:rPr>
           <w:rFonts w:ascii="Arial" w:eastAsia="Arial" w:hAnsi="Arial" w:cs="Arial"/>
         </w:rPr>
-        <w:t xml:space="preserve"> Verifica a capacidade de responder à pergunta do usuário, considerando as colunas e os dados do </w:t>
-      </w:r>
-      <w:proofErr w:type="spellStart"/>
-      <w:r>
-        <w:rPr>
-          <w:rFonts w:ascii="Arial" w:eastAsia="Arial" w:hAnsi="Arial" w:cs="Arial"/>
-        </w:rPr>
-        <w:t>dataframe</w:t>
-      </w:r>
-      <w:proofErr w:type="spellEnd"/>
-      <w:r>
-        <w:rPr>
-          <w:rFonts w:ascii="Arial" w:eastAsia="Arial" w:hAnsi="Arial" w:cs="Arial"/>
-        </w:rPr>
-        <w:t>.</w:t>
+        <w:t xml:space="preserve"> Verifica a capacidade de responder à pergunta do usuário, considerando as colunas e os dados do dataframe.</w:t>
       </w:r>
     </w:p>
     <w:p>
@@ -11356,7 +10963,6 @@
           <w:rFonts w:ascii="Arial" w:eastAsia="Arial" w:hAnsi="Arial" w:cs="Arial"/>
         </w:rPr>
       </w:pPr>
-      <w:proofErr w:type="spellStart"/>
       <w:r>
         <w:rPr>
           <w:rFonts w:ascii="Roboto Mono" w:eastAsia="Roboto Mono" w:hAnsi="Roboto Mono" w:cs="Roboto Mono"/>
@@ -11365,7 +10971,6 @@
         </w:rPr>
         <w:t>llm_gera_query</w:t>
       </w:r>
-      <w:proofErr w:type="spellEnd"/>
       <w:r>
         <w:rPr>
           <w:rFonts w:ascii="Arial" w:eastAsia="Arial" w:hAnsi="Arial" w:cs="Arial"/>
@@ -11431,31 +11036,13 @@
         </w:rPr>
         <w:t>O sistema não se baseia em aprendizado offline (treinamento supervisionado). Em vez disso, emprega um mecanismo de aprendizado dinâmico através da LLM (</w:t>
       </w:r>
-      <w:proofErr w:type="spellStart"/>
       <w:r>
         <w:rPr>
           <w:rFonts w:ascii="Roboto Mono" w:eastAsia="Roboto Mono" w:hAnsi="Roboto Mono" w:cs="Roboto Mono"/>
           <w:color w:val="188038"/>
         </w:rPr>
-        <w:t>in-context</w:t>
-      </w:r>
-      <w:proofErr w:type="spellEnd"/>
-      <w:r>
-        <w:rPr>
-          <w:rFonts w:ascii="Roboto Mono" w:eastAsia="Roboto Mono" w:hAnsi="Roboto Mono" w:cs="Roboto Mono"/>
-          <w:color w:val="188038"/>
-        </w:rPr>
-        <w:t xml:space="preserve"> </w:t>
-      </w:r>
-      <w:proofErr w:type="spellStart"/>
-      <w:r>
-        <w:rPr>
-          <w:rFonts w:ascii="Roboto Mono" w:eastAsia="Roboto Mono" w:hAnsi="Roboto Mono" w:cs="Roboto Mono"/>
-          <w:color w:val="188038"/>
-        </w:rPr>
-        <w:t>learning</w:t>
-      </w:r>
-      <w:proofErr w:type="spellEnd"/>
+        <w:t>in-context learning</w:t>
+      </w:r>
       <w:r>
         <w:rPr>
           <w:rFonts w:ascii="Arial" w:eastAsia="Arial" w:hAnsi="Arial" w:cs="Arial"/>
@@ -11482,7 +11069,6 @@
         </w:rPr>
         <w:t xml:space="preserve">OCR Adaptativo (classe </w:t>
       </w:r>
-      <w:proofErr w:type="spellStart"/>
       <w:r>
         <w:rPr>
           <w:rFonts w:ascii="Roboto Mono" w:eastAsia="Roboto Mono" w:hAnsi="Roboto Mono" w:cs="Roboto Mono"/>
@@ -11491,7 +11077,6 @@
         </w:rPr>
         <w:t>NotaFiscalOCR</w:t>
       </w:r>
-      <w:proofErr w:type="spellEnd"/>
       <w:r>
         <w:rPr>
           <w:rFonts w:ascii="Arial" w:eastAsia="Arial" w:hAnsi="Arial" w:cs="Arial"/>
@@ -11516,37 +11101,8 @@
         <w:rPr>
           <w:rFonts w:ascii="Arial" w:eastAsia="Arial" w:hAnsi="Arial" w:cs="Arial"/>
         </w:rPr>
-        <w:t xml:space="preserve">Utiliza </w:t>
-      </w:r>
-      <w:proofErr w:type="spellStart"/>
-      <w:r>
-        <w:rPr>
-          <w:rFonts w:ascii="Arial" w:eastAsia="Arial" w:hAnsi="Arial" w:cs="Arial"/>
-        </w:rPr>
-        <w:t>Tesseract</w:t>
-      </w:r>
-      <w:proofErr w:type="spellEnd"/>
-      <w:r>
-        <w:rPr>
-          <w:rFonts w:ascii="Arial" w:eastAsia="Arial" w:hAnsi="Arial" w:cs="Arial"/>
-        </w:rPr>
-        <w:t xml:space="preserve">, com pré-processamento de imagem via </w:t>
-      </w:r>
-      <w:proofErr w:type="spellStart"/>
-      <w:r>
-        <w:rPr>
-          <w:rFonts w:ascii="Arial" w:eastAsia="Arial" w:hAnsi="Arial" w:cs="Arial"/>
-        </w:rPr>
-        <w:t>OpenCV</w:t>
-      </w:r>
-      <w:proofErr w:type="spellEnd"/>
-      <w:r>
-        <w:rPr>
-          <w:rFonts w:ascii="Arial" w:eastAsia="Arial" w:hAnsi="Arial" w:cs="Arial"/>
-        </w:rPr>
-        <w:t xml:space="preserve"> (</w:t>
-      </w:r>
-      <w:proofErr w:type="spellStart"/>
+        <w:t>Utiliza Tesseract, com pré-processamento de imagem via OpenCV (</w:t>
+      </w:r>
       <w:r>
         <w:rPr>
           <w:rFonts w:ascii="Roboto Mono" w:eastAsia="Roboto Mono" w:hAnsi="Roboto Mono" w:cs="Roboto Mono"/>
@@ -11554,40 +11110,11 @@
         </w:rPr>
         <w:t>preprocessar_imagem</w:t>
       </w:r>
-      <w:proofErr w:type="spellEnd"/>
       <w:r>
         <w:rPr>
           <w:rFonts w:ascii="Arial" w:eastAsia="Arial" w:hAnsi="Arial" w:cs="Arial"/>
         </w:rPr>
-        <w:t xml:space="preserve">), para extrair texto de </w:t>
-      </w:r>
-      <w:proofErr w:type="spellStart"/>
-      <w:r>
-        <w:rPr>
-          <w:rFonts w:ascii="Arial" w:eastAsia="Arial" w:hAnsi="Arial" w:cs="Arial"/>
-        </w:rPr>
-        <w:t>PDFs</w:t>
-      </w:r>
-      <w:proofErr w:type="spellEnd"/>
-      <w:r>
-        <w:rPr>
-          <w:rFonts w:ascii="Arial" w:eastAsia="Arial" w:hAnsi="Arial" w:cs="Arial"/>
-        </w:rPr>
-        <w:t>/</w:t>
-      </w:r>
-      <w:proofErr w:type="spellStart"/>
-      <w:r>
-        <w:rPr>
-          <w:rFonts w:ascii="Arial" w:eastAsia="Arial" w:hAnsi="Arial" w:cs="Arial"/>
-        </w:rPr>
-        <w:t>PNGs</w:t>
-      </w:r>
-      <w:proofErr w:type="spellEnd"/>
-      <w:r>
-        <w:rPr>
-          <w:rFonts w:ascii="Arial" w:eastAsia="Arial" w:hAnsi="Arial" w:cs="Arial"/>
-        </w:rPr>
-        <w:t>, independentemente de seu layout físico.</w:t>
+        <w:t>), para extrair texto de PDFs/PNGs, independentemente de seu layout físico.</w:t>
       </w:r>
     </w:p>
     <w:p>
@@ -11606,21 +11133,7 @@
         <w:rPr>
           <w:rFonts w:ascii="Arial" w:eastAsia="Arial" w:hAnsi="Arial" w:cs="Arial"/>
         </w:rPr>
-        <w:t xml:space="preserve">Realiza conversão para escala de cinza e </w:t>
-      </w:r>
-      <w:proofErr w:type="spellStart"/>
-      <w:r>
-        <w:rPr>
-          <w:rFonts w:ascii="Arial" w:eastAsia="Arial" w:hAnsi="Arial" w:cs="Arial"/>
-        </w:rPr>
-        <w:t>binarização</w:t>
-      </w:r>
-      <w:proofErr w:type="spellEnd"/>
-      <w:r>
-        <w:rPr>
-          <w:rFonts w:ascii="Arial" w:eastAsia="Arial" w:hAnsi="Arial" w:cs="Arial"/>
-        </w:rPr>
-        <w:t xml:space="preserve"> para padronizar a entrada.</w:t>
+        <w:t>Realiza conversão para escala de cinza e binarização para padronizar a entrada.</w:t>
       </w:r>
     </w:p>
     <w:p>
@@ -11720,21 +11233,7 @@
         <w:rPr>
           <w:rFonts w:ascii="Arial" w:eastAsia="Arial" w:hAnsi="Arial" w:cs="Arial"/>
         </w:rPr>
-        <w:t xml:space="preserve">), utilizando referências como Notas Técnicas, MOC e </w:t>
-      </w:r>
-      <w:proofErr w:type="spellStart"/>
-      <w:r>
-        <w:rPr>
-          <w:rFonts w:ascii="Arial" w:eastAsia="Arial" w:hAnsi="Arial" w:cs="Arial"/>
-        </w:rPr>
-        <w:t>Schemas</w:t>
-      </w:r>
-      <w:proofErr w:type="spellEnd"/>
-      <w:r>
-        <w:rPr>
-          <w:rFonts w:ascii="Arial" w:eastAsia="Arial" w:hAnsi="Arial" w:cs="Arial"/>
-        </w:rPr>
-        <w:t xml:space="preserve"> XSD.</w:t>
+        <w:t>), utilizando referências como Notas Técnicas, MOC e Schemas XSD.</w:t>
       </w:r>
     </w:p>
     <w:p>
@@ -11848,21 +11347,7 @@
         <w:rPr>
           <w:rFonts w:ascii="Arial" w:eastAsia="Arial" w:hAnsi="Arial" w:cs="Arial"/>
         </w:rPr>
-        <w:t xml:space="preserve">) são armazenados no </w:t>
-      </w:r>
-      <w:proofErr w:type="spellStart"/>
-      <w:r>
-        <w:rPr>
-          <w:rFonts w:ascii="Arial" w:eastAsia="Arial" w:hAnsi="Arial" w:cs="Arial"/>
-        </w:rPr>
-        <w:t>dataframe</w:t>
-      </w:r>
-      <w:proofErr w:type="spellEnd"/>
-      <w:r>
-        <w:rPr>
-          <w:rFonts w:ascii="Arial" w:eastAsia="Arial" w:hAnsi="Arial" w:cs="Arial"/>
-        </w:rPr>
-        <w:t>.</w:t>
+        <w:t>) são armazenados no dataframe.</w:t>
       </w:r>
     </w:p>
     <w:p>
@@ -11882,35 +11367,7 @@
         <w:rPr>
           <w:rFonts w:ascii="Arial" w:eastAsia="Arial" w:hAnsi="Arial" w:cs="Arial"/>
         </w:rPr>
-        <w:t xml:space="preserve">O </w:t>
-      </w:r>
-      <w:proofErr w:type="spellStart"/>
-      <w:r>
-        <w:rPr>
-          <w:rFonts w:ascii="Arial" w:eastAsia="Arial" w:hAnsi="Arial" w:cs="Arial"/>
-        </w:rPr>
-        <w:t>dataframe</w:t>
-      </w:r>
-      <w:proofErr w:type="spellEnd"/>
-      <w:r>
-        <w:rPr>
-          <w:rFonts w:ascii="Arial" w:eastAsia="Arial" w:hAnsi="Arial" w:cs="Arial"/>
-        </w:rPr>
-        <w:t xml:space="preserve"> final sempre possui colunas padronizadas (</w:t>
-      </w:r>
-      <w:proofErr w:type="spellStart"/>
-      <w:r>
-        <w:rPr>
-          <w:rFonts w:ascii="Arial" w:eastAsia="Arial" w:hAnsi="Arial" w:cs="Arial"/>
-        </w:rPr>
-        <w:t>ex</w:t>
-      </w:r>
-      <w:proofErr w:type="spellEnd"/>
-      <w:r>
-        <w:rPr>
-          <w:rFonts w:ascii="Arial" w:eastAsia="Arial" w:hAnsi="Arial" w:cs="Arial"/>
-        </w:rPr>
-        <w:t>: TIPO, MODELO_DOC, VERSÃO_DOC), o que permite a realização de consultas consistentes</w:t>
+        <w:t>O dataframe final sempre possui colunas padronizadas (ex: TIPO, MODELO_DOC, VERSÃO_DOC), o que permite a realização de consultas consistentes</w:t>
       </w:r>
       <w:r>
         <w:rPr>
@@ -12288,7 +11745,6 @@
                 <w:bdr w:val="none" w:sz="0" w:space="0" w:color="auto" w:frame="1"/>
               </w:rPr>
             </w:pPr>
-            <w:proofErr w:type="spellStart"/>
             <w:r>
               <w:rPr>
                 <w:rStyle w:val="math-inline"/>
@@ -12301,14 +11757,7 @@
               <w:rPr>
                 <w:rStyle w:val="math-inline"/>
               </w:rPr>
-              <w:t>p</w:t>
-            </w:r>
-            <w:proofErr w:type="spellEnd"/>
-            <w:r>
-              <w:rPr>
-                <w:rStyle w:val="math-inline"/>
-              </w:rPr>
-              <w:t xml:space="preserve"> &lt; 3%</w:t>
+              <w:t>p &lt; 3%</w:t>
             </w:r>
           </w:p>
         </w:tc>
@@ -13475,21 +12924,7 @@
               <w:rPr>
                 <w:color w:val="1B1C1D"/>
               </w:rPr>
-              <w:t xml:space="preserve"> "Quais são o número, a data de emissão e o valor total deste </w:t>
-            </w:r>
-            <w:proofErr w:type="spellStart"/>
-            <w:r>
-              <w:rPr>
-                <w:color w:val="1B1C1D"/>
-              </w:rPr>
-              <w:t>CTe</w:t>
-            </w:r>
-            <w:proofErr w:type="spellEnd"/>
-            <w:r>
-              <w:rPr>
-                <w:color w:val="1B1C1D"/>
-              </w:rPr>
-              <w:t xml:space="preserve">?" </w:t>
+              <w:t xml:space="preserve"> "Quais são o número, a data de emissão e o valor total deste CTe?" </w:t>
             </w:r>
           </w:p>
           <w:p>
@@ -14061,7 +13496,6 @@
         <w:t xml:space="preserve">1. Carregar o arquivo </w:t>
       </w:r>
       <w:hyperlink r:id="rId24" w:history="1">
-        <w:proofErr w:type="spellStart"/>
         <w:r>
           <w:rPr>
             <w:rStyle w:val="Hyperlink"/>
@@ -14077,14 +13511,7 @@
         <w:rPr>
           <w:color w:val="1B1C1D"/>
         </w:rPr>
-        <w:t>na</w:t>
-      </w:r>
-      <w:proofErr w:type="spellEnd"/>
-      <w:r>
-        <w:rPr>
-          <w:color w:val="1B1C1D"/>
-        </w:rPr>
-        <w:t xml:space="preserve"> aplicação. </w:t>
+        <w:t xml:space="preserve">na aplicação. </w:t>
       </w:r>
     </w:p>
     <w:p>
@@ -14110,21 +13537,7 @@
         <w:rPr>
           <w:color w:val="1B1C1D"/>
         </w:rPr>
-        <w:t xml:space="preserve"> "Quais são o número, a data de emissão e o valor total deste </w:t>
-      </w:r>
-      <w:proofErr w:type="spellStart"/>
-      <w:r>
-        <w:rPr>
-          <w:color w:val="1B1C1D"/>
-        </w:rPr>
-        <w:t>CTe</w:t>
-      </w:r>
-      <w:proofErr w:type="spellEnd"/>
-      <w:r>
-        <w:rPr>
-          <w:color w:val="1B1C1D"/>
-        </w:rPr>
-        <w:t xml:space="preserve">?" </w:t>
+        <w:t xml:space="preserve"> "Quais são o número, a data de emissão e o valor total deste CTe?" </w:t>
       </w:r>
     </w:p>
     <w:p>
@@ -14295,6 +13708,13 @@
           <w:color w:val="1B1C1D"/>
           <w:bdr w:val="none" w:sz="0" w:space="0" w:color="auto" w:frame="1"/>
         </w:rPr>
+        <w:t>s</w:t>
+      </w:r>
+      <w:r>
+        <w:rPr>
+          <w:color w:val="1B1C1D"/>
+          <w:bdr w:val="none" w:sz="0" w:space="0" w:color="auto" w:frame="1"/>
+        </w:rPr>
         <w:t>.</w:t>
       </w:r>
     </w:p>
@@ -16633,7 +16053,6 @@
               </w:rPr>
               <w:t>1. Assegurar que os dados de cabeçalho estão carregados na base de dados (</w:t>
             </w:r>
-            <w:proofErr w:type="spellStart"/>
             <w:r>
               <w:rPr>
                 <w:rStyle w:val="CdigoHTML"/>
@@ -16643,7 +16062,6 @@
               </w:rPr>
               <w:t>nfs_data.db</w:t>
             </w:r>
-            <w:proofErr w:type="spellEnd"/>
             <w:r>
               <w:rPr>
                 <w:color w:val="1B1C1D"/>
@@ -17061,7 +16479,6 @@
         </w:rPr>
         <w:t xml:space="preserve"> estão carregados na base de dados (</w:t>
       </w:r>
-      <w:proofErr w:type="spellStart"/>
       <w:r>
         <w:rPr>
           <w:rStyle w:val="CdigoHTML"/>
@@ -17071,7 +16488,6 @@
         </w:rPr>
         <w:t>nfs_data.db</w:t>
       </w:r>
-      <w:proofErr w:type="spellEnd"/>
       <w:r>
         <w:rPr>
           <w:color w:val="1B1C1D"/>
@@ -18119,7 +17535,6 @@
               </w:rPr>
               <w:t xml:space="preserve">Falsos Positivos </w:t>
             </w:r>
-            <w:proofErr w:type="spellStart"/>
             <w:r>
               <w:rPr>
                 <w:b/>
@@ -18127,17 +17542,7 @@
                 <w:color w:val="1B1C1D"/>
                 <w:bdr w:val="none" w:sz="0" w:space="0" w:color="auto" w:frame="1"/>
               </w:rPr>
-              <w:t>Fp</w:t>
-            </w:r>
-            <w:proofErr w:type="spellEnd"/>
-            <w:r>
-              <w:rPr>
-                <w:b/>
-                <w:bCs/>
-                <w:color w:val="1B1C1D"/>
-                <w:bdr w:val="none" w:sz="0" w:space="0" w:color="auto" w:frame="1"/>
-              </w:rPr>
-              <w:t xml:space="preserve"> </w:t>
+              <w:t xml:space="preserve">Fp </w:t>
             </w:r>
             <w:r>
               <w:rPr>
@@ -18309,21 +17714,7 @@
               <w:rPr>
                 <w:color w:val="1B1C1D"/>
               </w:rPr>
-              <w:t>A aplicação deve tratar a exceção e retornar uma mensagem de erro controlada (</w:t>
-            </w:r>
-            <w:proofErr w:type="spellStart"/>
-            <w:r>
-              <w:rPr>
-                <w:color w:val="1B1C1D"/>
-              </w:rPr>
-              <w:t>ex</w:t>
-            </w:r>
-            <w:proofErr w:type="spellEnd"/>
-            <w:r>
-              <w:rPr>
-                <w:color w:val="1B1C1D"/>
-              </w:rPr>
-              <w:t xml:space="preserve">: "Nenhum dado encontrado") em vez de falhar, mantendo </w:t>
+              <w:t xml:space="preserve">A aplicação deve tratar a exceção e retornar uma mensagem de erro controlada (ex: "Nenhum dado encontrado") em vez de falhar, mantendo </w:t>
             </w:r>
             <w:r>
               <w:rPr>
@@ -18442,7 +17833,6 @@
               </w:rPr>
               <w:t xml:space="preserve">Falsos Positivos </w:t>
             </w:r>
-            <w:proofErr w:type="spellStart"/>
             <w:r>
               <w:rPr>
                 <w:color w:val="1B1C1D"/>
@@ -18450,7 +17840,6 @@
               </w:rPr>
               <w:t>Fp</w:t>
             </w:r>
-            <w:proofErr w:type="spellEnd"/>
             <w:r>
               <w:rPr>
                 <w:b w:val="0"/>
@@ -18853,21 +18242,7 @@
               <w:rPr>
                 <w:color w:val="1B1C1D"/>
               </w:rPr>
-              <w:t>A aplicação deve tratar a exceção e retornar uma mensagem de erro controlada (</w:t>
-            </w:r>
-            <w:proofErr w:type="spellStart"/>
-            <w:r>
-              <w:rPr>
-                <w:color w:val="1B1C1D"/>
-              </w:rPr>
-              <w:t>ex</w:t>
-            </w:r>
-            <w:proofErr w:type="spellEnd"/>
-            <w:r>
-              <w:rPr>
-                <w:color w:val="1B1C1D"/>
-              </w:rPr>
-              <w:t xml:space="preserve">: "Nenhum dado encontrado") em vez de falhar, mantendo </w:t>
+              <w:t xml:space="preserve">A aplicação deve tratar a exceção e retornar uma mensagem de erro controlada (ex: "Nenhum dado encontrado") em vez de falhar, mantendo </w:t>
             </w:r>
             <w:r>
               <w:rPr>
@@ -19428,63 +18803,13 @@
           <w:color w:val="1F2328"/>
         </w:rPr>
       </w:pPr>
-      <w:proofErr w:type="spellStart"/>
       <w:r>
         <w:rPr>
           <w:rFonts w:ascii="Consolas" w:hAnsi="Consolas"/>
           <w:color w:val="1F2328"/>
         </w:rPr>
-        <w:t>docker</w:t>
-      </w:r>
-      <w:proofErr w:type="spellEnd"/>
-      <w:r>
-        <w:rPr>
-          <w:rFonts w:ascii="Consolas" w:hAnsi="Consolas"/>
-          <w:color w:val="1F2328"/>
-        </w:rPr>
-        <w:t xml:space="preserve"> </w:t>
-      </w:r>
-      <w:proofErr w:type="spellStart"/>
-      <w:r>
-        <w:rPr>
-          <w:rFonts w:ascii="Consolas" w:hAnsi="Consolas"/>
-          <w:color w:val="1F2328"/>
-        </w:rPr>
-        <w:t>pull</w:t>
-      </w:r>
-      <w:proofErr w:type="spellEnd"/>
-      <w:r>
-        <w:rPr>
-          <w:rFonts w:ascii="Consolas" w:hAnsi="Consolas"/>
-          <w:color w:val="1F2328"/>
-        </w:rPr>
-        <w:t xml:space="preserve"> ghcr.io/</w:t>
-      </w:r>
-      <w:proofErr w:type="spellStart"/>
-      <w:r>
-        <w:rPr>
-          <w:rFonts w:ascii="Consolas" w:hAnsi="Consolas"/>
-          <w:color w:val="1F2328"/>
-        </w:rPr>
-        <w:t>ajndantas</w:t>
-      </w:r>
-      <w:proofErr w:type="spellEnd"/>
-      <w:r>
-        <w:rPr>
-          <w:rFonts w:ascii="Consolas" w:hAnsi="Consolas"/>
-          <w:color w:val="1F2328"/>
-        </w:rPr>
-        <w:t>/</w:t>
-      </w:r>
-      <w:proofErr w:type="spellStart"/>
-      <w:r>
-        <w:rPr>
-          <w:rFonts w:ascii="Consolas" w:hAnsi="Consolas"/>
-          <w:color w:val="1F2328"/>
-        </w:rPr>
-        <w:t>agente_nfe</w:t>
-      </w:r>
-      <w:proofErr w:type="spellEnd"/>
+        <w:t>docker pull ghcr.io/ajndantas/agente_nfe</w:t>
+      </w:r>
     </w:p>
     <w:p>
       <w:pPr>
@@ -19496,63 +18821,13 @@
           <w:color w:val="1F2328"/>
         </w:rPr>
       </w:pPr>
-      <w:proofErr w:type="spellStart"/>
       <w:r>
         <w:rPr>
           <w:rFonts w:ascii="Consolas" w:hAnsi="Consolas"/>
           <w:color w:val="1F2328"/>
         </w:rPr>
-        <w:t>docker</w:t>
-      </w:r>
-      <w:proofErr w:type="spellEnd"/>
-      <w:r>
-        <w:rPr>
-          <w:rFonts w:ascii="Consolas" w:hAnsi="Consolas"/>
-          <w:color w:val="1F2328"/>
-        </w:rPr>
-        <w:t xml:space="preserve"> </w:t>
-      </w:r>
-      <w:proofErr w:type="spellStart"/>
-      <w:r>
-        <w:rPr>
-          <w:rFonts w:ascii="Consolas" w:hAnsi="Consolas"/>
-          <w:color w:val="1F2328"/>
-        </w:rPr>
-        <w:t>run</w:t>
-      </w:r>
-      <w:proofErr w:type="spellEnd"/>
-      <w:r>
-        <w:rPr>
-          <w:rFonts w:ascii="Consolas" w:hAnsi="Consolas"/>
-          <w:color w:val="1F2328"/>
-        </w:rPr>
-        <w:t xml:space="preserve"> -d -p 8000:8000 ghcr.io/</w:t>
-      </w:r>
-      <w:proofErr w:type="spellStart"/>
-      <w:r>
-        <w:rPr>
-          <w:rFonts w:ascii="Consolas" w:hAnsi="Consolas"/>
-          <w:color w:val="1F2328"/>
-        </w:rPr>
-        <w:t>ajndantas</w:t>
-      </w:r>
-      <w:proofErr w:type="spellEnd"/>
-      <w:r>
-        <w:rPr>
-          <w:rFonts w:ascii="Consolas" w:hAnsi="Consolas"/>
-          <w:color w:val="1F2328"/>
-        </w:rPr>
-        <w:t>/</w:t>
-      </w:r>
-      <w:proofErr w:type="spellStart"/>
-      <w:r>
-        <w:rPr>
-          <w:rFonts w:ascii="Consolas" w:hAnsi="Consolas"/>
-          <w:color w:val="1F2328"/>
-        </w:rPr>
-        <w:t>agente_nfe</w:t>
-      </w:r>
-      <w:proofErr w:type="spellEnd"/>
+        <w:t>docker run -d -p 8000:8000 ghcr.io/ajndantas/agente_nfe</w:t>
+      </w:r>
     </w:p>
     <w:p>
       <w:pPr>
@@ -19659,43 +18934,15 @@
         <w:rPr>
           <w:rFonts w:ascii="Segoe UI" w:hAnsi="Segoe UI" w:cs="Segoe UI"/>
         </w:rPr>
-      </w:r>
-      <w:r>
-        <w:rPr>
-          <w:rFonts w:ascii="Segoe UI" w:hAnsi="Segoe UI" w:cs="Segoe UI"/>
-        </w:rPr>
         <w:fldChar w:fldCharType="separate"/>
       </w:r>
-      <w:proofErr w:type="spellStart"/>
       <w:r>
         <w:rPr>
           <w:rStyle w:val="Hyperlink"/>
           <w:rFonts w:ascii="Segoe UI" w:hAnsi="Segoe UI" w:cs="Segoe UI"/>
         </w:rPr>
-        <w:t>P</w:t>
-      </w:r>
-      <w:r>
-        <w:rPr>
-          <w:rStyle w:val="Hyperlink"/>
-          <w:rFonts w:ascii="Segoe UI" w:hAnsi="Segoe UI" w:cs="Segoe UI"/>
-        </w:rPr>
-        <w:t>D</w:t>
-      </w:r>
-      <w:r>
-        <w:rPr>
-          <w:rStyle w:val="Hyperlink"/>
-          <w:rFonts w:ascii="Segoe UI" w:hAnsi="Segoe UI" w:cs="Segoe UI"/>
-        </w:rPr>
-        <w:t>F</w:t>
-      </w:r>
-      <w:r>
-        <w:rPr>
-          <w:rStyle w:val="Hyperlink"/>
-          <w:rFonts w:ascii="Segoe UI" w:hAnsi="Segoe UI" w:cs="Segoe UI"/>
-        </w:rPr>
-        <w:t>s</w:t>
-      </w:r>
-      <w:proofErr w:type="spellEnd"/>
+        <w:t>PDFs</w:t>
+      </w:r>
     </w:p>
     <w:p>
       <w:pPr>
@@ -19723,150 +18970,79 @@
             <w:rFonts w:ascii="Segoe UI" w:hAnsi="Segoe UI" w:cs="Segoe UI"/>
             <w:color w:val="0969DA"/>
           </w:rPr>
-          <w:t>Ima</w:t>
+          <w:t>Imagens PNG</w:t>
         </w:r>
+      </w:hyperlink>
+    </w:p>
+    <w:p>
+      <w:pPr>
+        <w:numPr>
+          <w:ilvl w:val="0"/>
+          <w:numId w:val="38"/>
+        </w:numPr>
+        <w:shd w:val="clear" w:color="auto" w:fill="FFFFFF"/>
+        <w:spacing w:before="60" w:after="100" w:afterAutospacing="1" w:line="240" w:lineRule="auto"/>
+        <w:rPr>
+          <w:rStyle w:val="Hyperlink"/>
+          <w:rFonts w:ascii="Segoe UI" w:hAnsi="Segoe UI" w:cs="Segoe UI"/>
+        </w:rPr>
+      </w:pPr>
+      <w:r>
+        <w:rPr>
+          <w:rFonts w:ascii="Segoe UI" w:hAnsi="Segoe UI" w:cs="Segoe UI"/>
+        </w:rPr>
+        <w:fldChar w:fldCharType="begin"/>
+      </w:r>
+      <w:r>
+        <w:rPr>
+          <w:rFonts w:ascii="Segoe UI" w:hAnsi="Segoe UI" w:cs="Segoe UI"/>
+        </w:rPr>
+        <w:instrText xml:space="preserve"> HYPERLINK "https://github.com/ajndantas/I2A2-Grupo_01/raw/refs/heads/master/Desafio%202%20-%20Projeto%20-%2011062025/agente_nfs/CSVs%20Docfiscais.zip" </w:instrText>
+      </w:r>
+      <w:r>
+        <w:rPr>
+          <w:rFonts w:ascii="Segoe UI" w:hAnsi="Segoe UI" w:cs="Segoe UI"/>
+        </w:rPr>
+        <w:fldChar w:fldCharType="separate"/>
+      </w:r>
+      <w:r>
+        <w:rPr>
+          <w:rStyle w:val="Hyperlink"/>
+          <w:rFonts w:ascii="Segoe UI" w:hAnsi="Segoe UI" w:cs="Segoe UI"/>
+        </w:rPr>
+        <w:t>CSVs</w:t>
+      </w:r>
+    </w:p>
+    <w:p>
+      <w:pPr>
+        <w:numPr>
+          <w:ilvl w:val="0"/>
+          <w:numId w:val="38"/>
+        </w:numPr>
+        <w:shd w:val="clear" w:color="auto" w:fill="FFFFFF"/>
+        <w:spacing w:before="60" w:after="100" w:afterAutospacing="1" w:line="240" w:lineRule="auto"/>
+        <w:rPr>
+          <w:rStyle w:val="Hyperlink"/>
+          <w:rFonts w:ascii="Segoe UI" w:hAnsi="Segoe UI" w:cs="Segoe UI"/>
+          <w:color w:val="1F2328"/>
+          <w:u w:val="none"/>
+        </w:rPr>
+      </w:pPr>
+      <w:r>
+        <w:rPr>
+          <w:rFonts w:ascii="Segoe UI" w:hAnsi="Segoe UI" w:cs="Segoe UI"/>
+        </w:rPr>
+        <w:fldChar w:fldCharType="end"/>
+      </w:r>
+      <w:hyperlink r:id="rId54" w:history="1">
         <w:r>
           <w:rPr>
             <w:rStyle w:val="Hyperlink"/>
             <w:rFonts w:ascii="Segoe UI" w:hAnsi="Segoe UI" w:cs="Segoe UI"/>
             <w:color w:val="0969DA"/>
           </w:rPr>
-          <w:t>g</w:t>
+          <w:t>XMLs</w:t>
         </w:r>
-        <w:r>
-          <w:rPr>
-            <w:rStyle w:val="Hyperlink"/>
-            <w:rFonts w:ascii="Segoe UI" w:hAnsi="Segoe UI" w:cs="Segoe UI"/>
-            <w:color w:val="0969DA"/>
-          </w:rPr>
-          <w:t>e</w:t>
-        </w:r>
-        <w:r>
-          <w:rPr>
-            <w:rStyle w:val="Hyperlink"/>
-            <w:rFonts w:ascii="Segoe UI" w:hAnsi="Segoe UI" w:cs="Segoe UI"/>
-            <w:color w:val="0969DA"/>
-          </w:rPr>
-          <w:t>ns PN</w:t>
-        </w:r>
-        <w:r>
-          <w:rPr>
-            <w:rStyle w:val="Hyperlink"/>
-            <w:rFonts w:ascii="Segoe UI" w:hAnsi="Segoe UI" w:cs="Segoe UI"/>
-            <w:color w:val="0969DA"/>
-          </w:rPr>
-          <w:t>G</w:t>
-        </w:r>
-      </w:hyperlink>
-    </w:p>
-    <w:p>
-      <w:pPr>
-        <w:numPr>
-          <w:ilvl w:val="0"/>
-          <w:numId w:val="38"/>
-        </w:numPr>
-        <w:shd w:val="clear" w:color="auto" w:fill="FFFFFF"/>
-        <w:spacing w:before="60" w:after="100" w:afterAutospacing="1" w:line="240" w:lineRule="auto"/>
-        <w:rPr>
-          <w:rStyle w:val="Hyperlink"/>
-          <w:rFonts w:ascii="Segoe UI" w:hAnsi="Segoe UI" w:cs="Segoe UI"/>
-        </w:rPr>
-      </w:pPr>
-      <w:r>
-        <w:rPr>
-          <w:rFonts w:ascii="Segoe UI" w:hAnsi="Segoe UI" w:cs="Segoe UI"/>
-        </w:rPr>
-        <w:fldChar w:fldCharType="begin"/>
-      </w:r>
-      <w:r>
-        <w:rPr>
-          <w:rFonts w:ascii="Segoe UI" w:hAnsi="Segoe UI" w:cs="Segoe UI"/>
-        </w:rPr>
-        <w:instrText xml:space="preserve"> HYPERLINK "https://github.com/ajndantas/I2A2-Grupo_01/raw/refs/heads/master/Desafio%202%20-%20Projeto%20-%2011062025/agente_nfs/CSVs%20Docfiscais.zip" </w:instrText>
-      </w:r>
-      <w:r>
-        <w:rPr>
-          <w:rFonts w:ascii="Segoe UI" w:hAnsi="Segoe UI" w:cs="Segoe UI"/>
-        </w:rPr>
-      </w:r>
-      <w:r>
-        <w:rPr>
-          <w:rFonts w:ascii="Segoe UI" w:hAnsi="Segoe UI" w:cs="Segoe UI"/>
-        </w:rPr>
-        <w:fldChar w:fldCharType="separate"/>
-      </w:r>
-      <w:proofErr w:type="spellStart"/>
-      <w:r>
-        <w:rPr>
-          <w:rStyle w:val="Hyperlink"/>
-          <w:rFonts w:ascii="Segoe UI" w:hAnsi="Segoe UI" w:cs="Segoe UI"/>
-        </w:rPr>
-        <w:t>CS</w:t>
-      </w:r>
-      <w:r>
-        <w:rPr>
-          <w:rStyle w:val="Hyperlink"/>
-          <w:rFonts w:ascii="Segoe UI" w:hAnsi="Segoe UI" w:cs="Segoe UI"/>
-        </w:rPr>
-        <w:t>V</w:t>
-      </w:r>
-      <w:r>
-        <w:rPr>
-          <w:rStyle w:val="Hyperlink"/>
-          <w:rFonts w:ascii="Segoe UI" w:hAnsi="Segoe UI" w:cs="Segoe UI"/>
-        </w:rPr>
-        <w:t>s</w:t>
-      </w:r>
-      <w:proofErr w:type="spellEnd"/>
-    </w:p>
-    <w:p>
-      <w:pPr>
-        <w:numPr>
-          <w:ilvl w:val="0"/>
-          <w:numId w:val="38"/>
-        </w:numPr>
-        <w:shd w:val="clear" w:color="auto" w:fill="FFFFFF"/>
-        <w:spacing w:before="60" w:after="100" w:afterAutospacing="1" w:line="240" w:lineRule="auto"/>
-        <w:rPr>
-          <w:rStyle w:val="Hyperlink"/>
-          <w:rFonts w:ascii="Segoe UI" w:hAnsi="Segoe UI" w:cs="Segoe UI"/>
-          <w:color w:val="1F2328"/>
-          <w:u w:val="none"/>
-        </w:rPr>
-      </w:pPr>
-      <w:r>
-        <w:rPr>
-          <w:rFonts w:ascii="Segoe UI" w:hAnsi="Segoe UI" w:cs="Segoe UI"/>
-        </w:rPr>
-        <w:fldChar w:fldCharType="end"/>
-      </w:r>
-      <w:hyperlink r:id="rId54" w:history="1">
-        <w:proofErr w:type="spellStart"/>
-        <w:r>
-          <w:rPr>
-            <w:rStyle w:val="Hyperlink"/>
-            <w:rFonts w:ascii="Segoe UI" w:hAnsi="Segoe UI" w:cs="Segoe UI"/>
-            <w:color w:val="0969DA"/>
-          </w:rPr>
-          <w:t>XM</w:t>
-        </w:r>
-        <w:r>
-          <w:rPr>
-            <w:rStyle w:val="Hyperlink"/>
-            <w:rFonts w:ascii="Segoe UI" w:hAnsi="Segoe UI" w:cs="Segoe UI"/>
-            <w:color w:val="0969DA"/>
-          </w:rPr>
-          <w:t>L</w:t>
-        </w:r>
-        <w:r>
-          <w:rPr>
-            <w:rStyle w:val="Hyperlink"/>
-            <w:rFonts w:ascii="Segoe UI" w:hAnsi="Segoe UI" w:cs="Segoe UI"/>
-            <w:color w:val="0969DA"/>
-          </w:rPr>
-          <w:t>s</w:t>
-        </w:r>
-        <w:proofErr w:type="spellEnd"/>
       </w:hyperlink>
     </w:p>
     <w:p>
@@ -19974,42 +19150,8 @@
           <w:sz w:val="20"/>
           <w:szCs w:val="20"/>
         </w:rPr>
-        <w:t xml:space="preserve">Instalar </w:t>
-      </w:r>
-      <w:proofErr w:type="spellStart"/>
-      <w:r>
-        <w:rPr>
-          <w:rFonts w:ascii="Arial" w:eastAsia="Arial" w:hAnsi="Arial" w:cs="Arial"/>
-          <w:b/>
-          <w:color w:val="000000"/>
-          <w:sz w:val="20"/>
-          <w:szCs w:val="20"/>
-        </w:rPr>
-        <w:t>Tesseract</w:t>
-      </w:r>
-      <w:proofErr w:type="spellEnd"/>
-      <w:r>
-        <w:rPr>
-          <w:rFonts w:ascii="Arial" w:eastAsia="Arial" w:hAnsi="Arial" w:cs="Arial"/>
-          <w:b/>
-          <w:color w:val="000000"/>
-          <w:sz w:val="20"/>
-          <w:szCs w:val="20"/>
-        </w:rPr>
-        <w:t xml:space="preserve"> e </w:t>
-      </w:r>
-      <w:proofErr w:type="spellStart"/>
-      <w:r>
-        <w:rPr>
-          <w:rFonts w:ascii="Arial" w:eastAsia="Arial" w:hAnsi="Arial" w:cs="Arial"/>
-          <w:b/>
-          <w:color w:val="000000"/>
-          <w:sz w:val="20"/>
-          <w:szCs w:val="20"/>
-        </w:rPr>
-        <w:t>Poppler</w:t>
-      </w:r>
-      <w:proofErr w:type="spellEnd"/>
+        <w:t>Instalar Tesseract e Poppler</w:t>
+      </w:r>
     </w:p>
     <w:p>
       <w:pPr>
@@ -20072,21 +19214,12 @@
           <w:color w:val="1F2328"/>
         </w:rPr>
       </w:pPr>
-      <w:proofErr w:type="spellStart"/>
       <w:r>
         <w:rPr>
           <w:rFonts w:ascii="Consolas" w:hAnsi="Consolas"/>
           <w:color w:val="1F2328"/>
         </w:rPr>
-        <w:t>apt-get</w:t>
-      </w:r>
-      <w:proofErr w:type="spellEnd"/>
-      <w:r>
-        <w:rPr>
-          <w:rFonts w:ascii="Consolas" w:hAnsi="Consolas"/>
-          <w:color w:val="1F2328"/>
-        </w:rPr>
-        <w:t xml:space="preserve"> update </w:t>
+        <w:t xml:space="preserve">apt-get update </w:t>
       </w:r>
       <w:r>
         <w:rPr>
@@ -20101,167 +19234,7 @@
           <w:rFonts w:ascii="Consolas" w:hAnsi="Consolas"/>
           <w:color w:val="1F2328"/>
         </w:rPr>
-        <w:t xml:space="preserve"> </w:t>
-      </w:r>
-      <w:proofErr w:type="spellStart"/>
-      <w:r>
-        <w:rPr>
-          <w:rFonts w:ascii="Consolas" w:hAnsi="Consolas"/>
-          <w:color w:val="1F2328"/>
-        </w:rPr>
-        <w:t>apt-get</w:t>
-      </w:r>
-      <w:proofErr w:type="spellEnd"/>
-      <w:r>
-        <w:rPr>
-          <w:rFonts w:ascii="Consolas" w:hAnsi="Consolas"/>
-          <w:color w:val="1F2328"/>
-        </w:rPr>
-        <w:t xml:space="preserve"> </w:t>
-      </w:r>
-      <w:proofErr w:type="spellStart"/>
-      <w:r>
-        <w:rPr>
-          <w:rFonts w:ascii="Consolas" w:hAnsi="Consolas"/>
-          <w:color w:val="1F2328"/>
-        </w:rPr>
-        <w:t>install</w:t>
-      </w:r>
-      <w:proofErr w:type="spellEnd"/>
-      <w:r>
-        <w:rPr>
-          <w:rFonts w:ascii="Consolas" w:hAnsi="Consolas"/>
-          <w:color w:val="1F2328"/>
-        </w:rPr>
-        <w:t xml:space="preserve"> -y --no-</w:t>
-      </w:r>
-      <w:proofErr w:type="spellStart"/>
-      <w:r>
-        <w:rPr>
-          <w:rFonts w:ascii="Consolas" w:hAnsi="Consolas"/>
-          <w:color w:val="1F2328"/>
-        </w:rPr>
-        <w:t>install</w:t>
-      </w:r>
-      <w:proofErr w:type="spellEnd"/>
-      <w:r>
-        <w:rPr>
-          <w:rFonts w:ascii="Consolas" w:hAnsi="Consolas"/>
-          <w:color w:val="1F2328"/>
-        </w:rPr>
-        <w:t>-</w:t>
-      </w:r>
-      <w:proofErr w:type="spellStart"/>
-      <w:r>
-        <w:rPr>
-          <w:rFonts w:ascii="Consolas" w:hAnsi="Consolas"/>
-          <w:color w:val="1F2328"/>
-        </w:rPr>
-        <w:t>recommends</w:t>
-      </w:r>
-      <w:proofErr w:type="spellEnd"/>
-      <w:r>
-        <w:rPr>
-          <w:rFonts w:ascii="Consolas" w:hAnsi="Consolas"/>
-          <w:color w:val="1F2328"/>
-        </w:rPr>
-        <w:t xml:space="preserve"> </w:t>
-      </w:r>
-      <w:proofErr w:type="spellStart"/>
-      <w:r>
-        <w:rPr>
-          <w:rFonts w:ascii="Consolas" w:hAnsi="Consolas"/>
-          <w:color w:val="1F2328"/>
-        </w:rPr>
-        <w:t>tesseract-ocr</w:t>
-      </w:r>
-      <w:proofErr w:type="spellEnd"/>
-      <w:r>
-        <w:rPr>
-          <w:rFonts w:ascii="Consolas" w:hAnsi="Consolas"/>
-          <w:color w:val="1F2328"/>
-        </w:rPr>
-        <w:t xml:space="preserve"> </w:t>
-      </w:r>
-      <w:proofErr w:type="spellStart"/>
-      <w:r>
-        <w:rPr>
-          <w:rFonts w:ascii="Consolas" w:hAnsi="Consolas"/>
-          <w:color w:val="1F2328"/>
-        </w:rPr>
-        <w:t>tesseract</w:t>
-      </w:r>
-      <w:proofErr w:type="spellEnd"/>
-      <w:r>
-        <w:rPr>
-          <w:rFonts w:ascii="Consolas" w:hAnsi="Consolas"/>
-          <w:color w:val="1F2328"/>
-        </w:rPr>
-        <w:t>-</w:t>
-      </w:r>
-      <w:proofErr w:type="spellStart"/>
-      <w:r>
-        <w:rPr>
-          <w:rFonts w:ascii="Consolas" w:hAnsi="Consolas"/>
-          <w:color w:val="1F2328"/>
-        </w:rPr>
-        <w:t>ocr</w:t>
-      </w:r>
-      <w:proofErr w:type="spellEnd"/>
-      <w:r>
-        <w:rPr>
-          <w:rFonts w:ascii="Consolas" w:hAnsi="Consolas"/>
-          <w:color w:val="1F2328"/>
-        </w:rPr>
-        <w:t xml:space="preserve">-por </w:t>
-      </w:r>
-      <w:proofErr w:type="spellStart"/>
-      <w:r>
-        <w:rPr>
-          <w:rFonts w:ascii="Consolas" w:hAnsi="Consolas"/>
-          <w:color w:val="1F2328"/>
-        </w:rPr>
-        <w:t>poppler-utils</w:t>
-      </w:r>
-      <w:proofErr w:type="spellEnd"/>
-      <w:r>
-        <w:rPr>
-          <w:rFonts w:ascii="Consolas" w:hAnsi="Consolas"/>
-          <w:color w:val="1F2328"/>
-        </w:rPr>
-        <w:t xml:space="preserve"> file libmagic1 </w:t>
-      </w:r>
-      <w:proofErr w:type="spellStart"/>
-      <w:r>
-        <w:rPr>
-          <w:rFonts w:ascii="Consolas" w:hAnsi="Consolas"/>
-          <w:color w:val="1F2328"/>
-        </w:rPr>
-        <w:t>curl</w:t>
-      </w:r>
-      <w:proofErr w:type="spellEnd"/>
-      <w:r>
-        <w:rPr>
-          <w:rFonts w:ascii="Consolas" w:hAnsi="Consolas"/>
-          <w:color w:val="1F2328"/>
-        </w:rPr>
-        <w:t xml:space="preserve"> build-</w:t>
-      </w:r>
-      <w:proofErr w:type="spellStart"/>
-      <w:r>
-        <w:rPr>
-          <w:rFonts w:ascii="Consolas" w:hAnsi="Consolas"/>
-          <w:color w:val="1F2328"/>
-        </w:rPr>
-        <w:t>essential</w:t>
-      </w:r>
-      <w:proofErr w:type="spellEnd"/>
-      <w:r>
-        <w:rPr>
-          <w:rFonts w:ascii="Consolas" w:hAnsi="Consolas"/>
-          <w:color w:val="1F2328"/>
-        </w:rPr>
-        <w:t xml:space="preserve"> libgl1-mesa-glx</w:t>
+        <w:t xml:space="preserve"> apt-get install -y --no-install-recommends tesseract-ocr tesseract-ocr-por poppler-utils file libmagic1 curl build-essential libgl1-mesa-glx</w:t>
       </w:r>
     </w:p>
     <w:p>
@@ -20341,71 +19314,22 @@
         </w:rPr>
         <w:t>Instale o </w:t>
       </w:r>
-      <w:proofErr w:type="spellStart"/>
-      <w:r>
-        <w:fldChar w:fldCharType="begin"/>
-      </w:r>
-      <w:r>
-        <w:instrText xml:space="preserve"> HYPERLINK "https://github.com/UB-Mannheim/tesseract/wiki" </w:instrText>
-      </w:r>
-      <w:r>
-        <w:fldChar w:fldCharType="separate"/>
-      </w:r>
-      <w:r>
-        <w:rPr>
-          <w:rStyle w:val="Hyperlink"/>
-          <w:rFonts w:ascii="Segoe UI" w:hAnsi="Segoe UI" w:cs="Segoe UI"/>
-          <w:color w:val="0969DA"/>
-        </w:rPr>
-        <w:t>Tesseract</w:t>
-      </w:r>
-      <w:proofErr w:type="spellEnd"/>
-      <w:r>
-        <w:rPr>
-          <w:rStyle w:val="Hyperlink"/>
-          <w:rFonts w:ascii="Segoe UI" w:hAnsi="Segoe UI" w:cs="Segoe UI"/>
-          <w:color w:val="0969DA"/>
-        </w:rPr>
-        <w:fldChar w:fldCharType="end"/>
-      </w:r>
+      <w:hyperlink r:id="rId55" w:history="1">
+        <w:r>
+          <w:rPr>
+            <w:rStyle w:val="Hyperlink"/>
+            <w:rFonts w:ascii="Segoe UI" w:hAnsi="Segoe UI" w:cs="Segoe UI"/>
+            <w:color w:val="0969DA"/>
+          </w:rPr>
+          <w:t>Tesseract</w:t>
+        </w:r>
+      </w:hyperlink>
       <w:r>
         <w:rPr>
           <w:rFonts w:ascii="Segoe UI" w:hAnsi="Segoe UI" w:cs="Segoe UI"/>
           <w:color w:val="1F2328"/>
         </w:rPr>
-        <w:t> (marque “</w:t>
-      </w:r>
-      <w:proofErr w:type="spellStart"/>
-      <w:r>
-        <w:rPr>
-          <w:rFonts w:ascii="Segoe UI" w:hAnsi="Segoe UI" w:cs="Segoe UI"/>
-          <w:color w:val="1F2328"/>
-        </w:rPr>
-        <w:t>Additional</w:t>
-      </w:r>
-      <w:proofErr w:type="spellEnd"/>
-      <w:r>
-        <w:rPr>
-          <w:rFonts w:ascii="Segoe UI" w:hAnsi="Segoe UI" w:cs="Segoe UI"/>
-          <w:color w:val="1F2328"/>
-        </w:rPr>
-        <w:t xml:space="preserve"> </w:t>
-      </w:r>
-      <w:proofErr w:type="spellStart"/>
-      <w:r>
-        <w:rPr>
-          <w:rFonts w:ascii="Segoe UI" w:hAnsi="Segoe UI" w:cs="Segoe UI"/>
-          <w:color w:val="1F2328"/>
-        </w:rPr>
-        <w:t>language</w:t>
-      </w:r>
-      <w:proofErr w:type="spellEnd"/>
-      <w:r>
-        <w:rPr>
-          <w:rFonts w:ascii="Segoe UI" w:hAnsi="Segoe UI" w:cs="Segoe UI"/>
-          <w:color w:val="1F2328"/>
-        </w:rPr>
-        <w:t xml:space="preserve"> data”).</w:t>
+        <w:t> (marque “Additional language data”).</w:t>
       </w:r>
     </w:p>
     <w:p>
@@ -20433,30 +19357,14 @@
         </w:rPr>
         <w:t>Baixe o </w:t>
       </w:r>
-      <w:hyperlink r:id="rId55" w:history="1">
+      <w:hyperlink r:id="rId56" w:history="1">
         <w:r>
           <w:rPr>
             <w:rStyle w:val="Hyperlink"/>
             <w:rFonts w:ascii="Segoe UI" w:hAnsi="Segoe UI" w:cs="Segoe UI"/>
             <w:color w:val="0969DA"/>
           </w:rPr>
-          <w:t>Popple</w:t>
-        </w:r>
-        <w:r>
-          <w:rPr>
-            <w:rStyle w:val="Hyperlink"/>
-            <w:rFonts w:ascii="Segoe UI" w:hAnsi="Segoe UI" w:cs="Segoe UI"/>
-            <w:color w:val="0969DA"/>
-          </w:rPr>
-          <w:t>r</w:t>
-        </w:r>
-        <w:r>
-          <w:rPr>
-            <w:rStyle w:val="Hyperlink"/>
-            <w:rFonts w:ascii="Segoe UI" w:hAnsi="Segoe UI" w:cs="Segoe UI"/>
-            <w:color w:val="0969DA"/>
-          </w:rPr>
-          <w:t>.zip</w:t>
+          <w:t>Poppler.zip</w:t>
         </w:r>
       </w:hyperlink>
       <w:r>
@@ -20466,7 +19374,6 @@
         </w:rPr>
         <w:t>, descompacte e coloque a pasta </w:t>
       </w:r>
-      <w:proofErr w:type="spellStart"/>
       <w:r>
         <w:rPr>
           <w:rStyle w:val="CdigoHTML"/>
@@ -20475,7 +19382,6 @@
         </w:rPr>
         <w:t>poppler</w:t>
       </w:r>
-      <w:proofErr w:type="spellEnd"/>
       <w:r>
         <w:rPr>
           <w:rFonts w:ascii="Segoe UI" w:hAnsi="Segoe UI" w:cs="Segoe UI"/>
@@ -20550,47 +19456,13 @@
           <w:color w:val="1F2328"/>
         </w:rPr>
       </w:pPr>
-      <w:proofErr w:type="spellStart"/>
       <w:r>
         <w:rPr>
           <w:rFonts w:ascii="Consolas" w:hAnsi="Consolas"/>
           <w:color w:val="1F2328"/>
         </w:rPr>
-        <w:t>python</w:t>
-      </w:r>
-      <w:proofErr w:type="spellEnd"/>
-      <w:r>
-        <w:rPr>
-          <w:rFonts w:ascii="Consolas" w:hAnsi="Consolas"/>
-          <w:color w:val="1F2328"/>
-        </w:rPr>
-        <w:t xml:space="preserve"> -m </w:t>
-      </w:r>
-      <w:proofErr w:type="spellStart"/>
-      <w:r>
-        <w:rPr>
-          <w:rFonts w:ascii="Consolas" w:hAnsi="Consolas"/>
-          <w:color w:val="1F2328"/>
-        </w:rPr>
-        <w:t>venv</w:t>
-      </w:r>
-      <w:proofErr w:type="spellEnd"/>
-      <w:r>
-        <w:rPr>
-          <w:rFonts w:ascii="Consolas" w:hAnsi="Consolas"/>
-          <w:color w:val="1F2328"/>
-        </w:rPr>
-        <w:t xml:space="preserve"> </w:t>
-      </w:r>
-      <w:proofErr w:type="spellStart"/>
-      <w:r>
-        <w:rPr>
-          <w:rFonts w:ascii="Consolas" w:hAnsi="Consolas"/>
-          <w:color w:val="1F2328"/>
-        </w:rPr>
-        <w:t>venv</w:t>
-      </w:r>
-      <w:proofErr w:type="spellEnd"/>
+        <w:t>python -m venv venv</w:t>
+      </w:r>
     </w:p>
     <w:p>
       <w:pPr>
@@ -20602,7 +19474,6 @@
           <w:color w:val="1F2328"/>
         </w:rPr>
       </w:pPr>
-      <w:proofErr w:type="spellStart"/>
       <w:r>
         <w:rPr>
           <w:rFonts w:ascii="Consolas" w:hAnsi="Consolas"/>
@@ -20610,7 +19481,6 @@
         </w:rPr>
         <w:t>venv</w:t>
       </w:r>
-      <w:proofErr w:type="spellEnd"/>
       <w:r>
         <w:rPr>
           <w:rStyle w:val="pl-cce"/>
@@ -20632,31 +19502,14 @@
           <w:rFonts w:ascii="Consolas" w:eastAsiaTheme="majorEastAsia" w:hAnsi="Consolas"/>
           <w:color w:val="1F2328"/>
         </w:rPr>
-        <w:t>\</w:t>
-      </w:r>
-      <w:proofErr w:type="spellStart"/>
-      <w:r>
-        <w:rPr>
-          <w:rStyle w:val="pl-cce"/>
-          <w:rFonts w:ascii="Consolas" w:eastAsiaTheme="majorEastAsia" w:hAnsi="Consolas"/>
-          <w:color w:val="1F2328"/>
-        </w:rPr>
-        <w:t>a</w:t>
+        <w:t>\a</w:t>
       </w:r>
       <w:r>
         <w:rPr>
           <w:rFonts w:ascii="Consolas" w:hAnsi="Consolas"/>
           <w:color w:val="1F2328"/>
         </w:rPr>
-        <w:t>ctivate</w:t>
-      </w:r>
-      <w:proofErr w:type="spellEnd"/>
-      <w:r>
-        <w:rPr>
-          <w:rFonts w:ascii="Consolas" w:hAnsi="Consolas"/>
-          <w:color w:val="1F2328"/>
-        </w:rPr>
-        <w:t xml:space="preserve">   </w:t>
+        <w:t xml:space="preserve">ctivate   </w:t>
       </w:r>
       <w:r>
         <w:rPr>
@@ -20755,7 +19608,7 @@
         </w:rPr>
         <w:t>1 - Dependências: </w:t>
       </w:r>
-      <w:hyperlink r:id="rId56" w:history="1">
+      <w:hyperlink r:id="rId57" w:history="1">
         <w:r>
           <w:rPr>
             <w:rStyle w:val="Hyperlink"/>
@@ -20776,7 +19629,7 @@
         </w:rPr>
         <w:t> (Para Windows), </w:t>
       </w:r>
-      <w:hyperlink r:id="rId57" w:history="1">
+      <w:hyperlink r:id="rId58" w:history="1">
         <w:r>
           <w:rPr>
             <w:rStyle w:val="Hyperlink"/>
@@ -20820,7 +19673,7 @@
         </w:rPr>
         <w:t>2 - Script Python: </w:t>
       </w:r>
-      <w:hyperlink r:id="rId58" w:history="1">
+      <w:hyperlink r:id="rId59" w:history="1">
         <w:r>
           <w:rPr>
             <w:rStyle w:val="Hyperlink"/>
@@ -20855,7 +19708,7 @@
         </w:rPr>
         <w:t>3 - Script OCR: </w:t>
       </w:r>
-      <w:hyperlink r:id="rId59" w:history="1">
+      <w:hyperlink r:id="rId60" w:history="1">
         <w:r>
           <w:rPr>
             <w:rStyle w:val="Hyperlink"/>
@@ -20901,37 +19754,12 @@
           <w:color w:val="1F2328"/>
         </w:rPr>
       </w:pPr>
-      <w:proofErr w:type="spellStart"/>
       <w:r>
         <w:rPr>
           <w:rFonts w:ascii="Arial" w:hAnsi="Arial" w:cs="Arial"/>
           <w:color w:val="1F2328"/>
         </w:rPr>
-        <w:t>pip</w:t>
-      </w:r>
-      <w:proofErr w:type="spellEnd"/>
-      <w:r>
-        <w:rPr>
-          <w:rFonts w:ascii="Arial" w:hAnsi="Arial" w:cs="Arial"/>
-          <w:color w:val="1F2328"/>
-        </w:rPr>
-        <w:t xml:space="preserve"> </w:t>
-      </w:r>
-      <w:proofErr w:type="spellStart"/>
-      <w:r>
-        <w:rPr>
-          <w:rFonts w:ascii="Arial" w:hAnsi="Arial" w:cs="Arial"/>
-          <w:color w:val="1F2328"/>
-        </w:rPr>
-        <w:t>install</w:t>
-      </w:r>
-      <w:proofErr w:type="spellEnd"/>
-      <w:r>
-        <w:rPr>
-          <w:rFonts w:ascii="Arial" w:hAnsi="Arial" w:cs="Arial"/>
-          <w:color w:val="1F2328"/>
-        </w:rPr>
-        <w:t xml:space="preserve"> -r requirements.txt     </w:t>
+        <w:t xml:space="preserve">pip install -r requirements.txt     </w:t>
       </w:r>
       <w:r>
         <w:rPr>
@@ -20952,37 +19780,12 @@
           <w:color w:val="1F2328"/>
         </w:rPr>
       </w:pPr>
-      <w:proofErr w:type="spellStart"/>
       <w:r>
         <w:rPr>
           <w:rFonts w:ascii="Arial" w:hAnsi="Arial" w:cs="Arial"/>
           <w:color w:val="1F2328"/>
         </w:rPr>
-        <w:t>pip</w:t>
-      </w:r>
-      <w:proofErr w:type="spellEnd"/>
-      <w:r>
-        <w:rPr>
-          <w:rFonts w:ascii="Arial" w:hAnsi="Arial" w:cs="Arial"/>
-          <w:color w:val="1F2328"/>
-        </w:rPr>
-        <w:t xml:space="preserve"> </w:t>
-      </w:r>
-      <w:proofErr w:type="spellStart"/>
-      <w:r>
-        <w:rPr>
-          <w:rFonts w:ascii="Arial" w:hAnsi="Arial" w:cs="Arial"/>
-          <w:color w:val="1F2328"/>
-        </w:rPr>
-        <w:t>install</w:t>
-      </w:r>
-      <w:proofErr w:type="spellEnd"/>
-      <w:r>
-        <w:rPr>
-          <w:rFonts w:ascii="Arial" w:hAnsi="Arial" w:cs="Arial"/>
-          <w:color w:val="1F2328"/>
-        </w:rPr>
-        <w:t xml:space="preserve"> -r requirements_linux.txt  </w:t>
+        <w:t xml:space="preserve">pip install -r requirements_linux.txt  </w:t>
       </w:r>
       <w:r>
         <w:rPr>
@@ -21026,53 +19829,12 @@
           <w:color w:val="1F2328"/>
         </w:rPr>
       </w:pPr>
-      <w:proofErr w:type="spellStart"/>
       <w:r>
         <w:rPr>
           <w:rFonts w:ascii="Arial" w:hAnsi="Arial" w:cs="Arial"/>
           <w:color w:val="1F2328"/>
         </w:rPr>
-        <w:t>streamlit</w:t>
-      </w:r>
-      <w:proofErr w:type="spellEnd"/>
-      <w:r>
-        <w:rPr>
-          <w:rFonts w:ascii="Arial" w:hAnsi="Arial" w:cs="Arial"/>
-          <w:color w:val="1F2328"/>
-        </w:rPr>
-        <w:t xml:space="preserve"> </w:t>
-      </w:r>
-      <w:proofErr w:type="spellStart"/>
-      <w:r>
-        <w:rPr>
-          <w:rFonts w:ascii="Arial" w:hAnsi="Arial" w:cs="Arial"/>
-          <w:color w:val="1F2328"/>
-        </w:rPr>
-        <w:t>run</w:t>
-      </w:r>
-      <w:proofErr w:type="spellEnd"/>
-      <w:r>
-        <w:rPr>
-          <w:rFonts w:ascii="Arial" w:hAnsi="Arial" w:cs="Arial"/>
-          <w:color w:val="1F2328"/>
-        </w:rPr>
-        <w:t xml:space="preserve"> agente_nfe.py --</w:t>
-      </w:r>
-      <w:proofErr w:type="spellStart"/>
-      <w:r>
-        <w:rPr>
-          <w:rFonts w:ascii="Arial" w:hAnsi="Arial" w:cs="Arial"/>
-          <w:color w:val="1F2328"/>
-        </w:rPr>
-        <w:t>server.port</w:t>
-      </w:r>
-      <w:proofErr w:type="spellEnd"/>
-      <w:r>
-        <w:rPr>
-          <w:rFonts w:ascii="Arial" w:hAnsi="Arial" w:cs="Arial"/>
-          <w:color w:val="1F2328"/>
-        </w:rPr>
-        <w:t xml:space="preserve"> 8000</w:t>
+        <w:t>streamlit run agente_nfe.py --server.port 8000</w:t>
       </w:r>
     </w:p>
     <w:p>
@@ -21097,7 +19859,7 @@
         </w:rPr>
         <w:t>Acesse: </w:t>
       </w:r>
-      <w:hyperlink r:id="rId60" w:history="1">
+      <w:hyperlink r:id="rId61" w:history="1">
         <w:r>
           <w:rPr>
             <w:rStyle w:val="Hyperlink"/>
@@ -21165,29 +19927,15 @@
         <w:rPr>
           <w:rFonts w:ascii="Segoe UI" w:hAnsi="Segoe UI" w:cs="Segoe UI"/>
         </w:rPr>
-      </w:r>
-      <w:r>
-        <w:rPr>
-          <w:rFonts w:ascii="Segoe UI" w:hAnsi="Segoe UI" w:cs="Segoe UI"/>
-        </w:rPr>
         <w:fldChar w:fldCharType="separate"/>
       </w:r>
-      <w:proofErr w:type="spellStart"/>
       <w:r>
         <w:rPr>
           <w:rStyle w:val="Hyperlink"/>
           <w:rFonts w:ascii="Segoe UI" w:hAnsi="Segoe UI" w:cs="Segoe UI"/>
         </w:rPr>
-        <w:t>PDF</w:t>
-      </w:r>
-      <w:r>
-        <w:rPr>
-          <w:rStyle w:val="Hyperlink"/>
-          <w:rFonts w:ascii="Segoe UI" w:hAnsi="Segoe UI" w:cs="Segoe UI"/>
-        </w:rPr>
-        <w:t>s</w:t>
-      </w:r>
-      <w:proofErr w:type="spellEnd"/>
+        <w:t>PDFs</w:t>
+      </w:r>
     </w:p>
     <w:p>
       <w:pPr>
@@ -21208,7 +19956,7 @@
         </w:rPr>
         <w:fldChar w:fldCharType="end"/>
       </w:r>
-      <w:hyperlink r:id="rId61" w:history="1">
+      <w:hyperlink r:id="rId62" w:history="1">
         <w:r>
           <w:rPr>
             <w:rStyle w:val="Hyperlink"/>
@@ -21248,14 +19996,8 @@
         <w:rPr>
           <w:rFonts w:ascii="Segoe UI" w:hAnsi="Segoe UI" w:cs="Segoe UI"/>
         </w:rPr>
-      </w:r>
-      <w:r>
-        <w:rPr>
-          <w:rFonts w:ascii="Segoe UI" w:hAnsi="Segoe UI" w:cs="Segoe UI"/>
-        </w:rPr>
         <w:fldChar w:fldCharType="separate"/>
       </w:r>
-      <w:proofErr w:type="spellStart"/>
       <w:r>
         <w:rPr>
           <w:rStyle w:val="Hyperlink"/>
@@ -21263,7 +20005,6 @@
         </w:rPr>
         <w:t>CSVs</w:t>
       </w:r>
-      <w:proofErr w:type="spellEnd"/>
     </w:p>
     <w:p>
       <w:pPr>
@@ -21287,8 +20028,7 @@
         <w:lastRenderedPageBreak/>
         <w:fldChar w:fldCharType="end"/>
       </w:r>
-      <w:hyperlink r:id="rId62" w:history="1">
-        <w:proofErr w:type="spellStart"/>
+      <w:hyperlink r:id="rId63" w:history="1">
         <w:r>
           <w:rPr>
             <w:rStyle w:val="Hyperlink"/>
@@ -21297,7 +20037,6 @@
           </w:rPr>
           <w:t>XMLs</w:t>
         </w:r>
-        <w:proofErr w:type="spellEnd"/>
       </w:hyperlink>
     </w:p>
     <w:p>
@@ -21581,7 +20320,6 @@
           <w:szCs w:val="25"/>
         </w:rPr>
       </w:pPr>
-      <w:proofErr w:type="spellStart"/>
       <w:r>
         <w:rPr>
           <w:rFonts w:ascii="Roboto" w:eastAsia="Roboto" w:hAnsi="Roboto" w:cs="Roboto"/>
@@ -21589,17 +20327,7 @@
           <w:sz w:val="25"/>
           <w:szCs w:val="25"/>
         </w:rPr>
-        <w:t>Lorrane</w:t>
-      </w:r>
-      <w:proofErr w:type="spellEnd"/>
-      <w:r>
-        <w:rPr>
-          <w:rFonts w:ascii="Roboto" w:eastAsia="Roboto" w:hAnsi="Roboto" w:cs="Roboto"/>
-          <w:color w:val="1F1F1F"/>
-          <w:sz w:val="25"/>
-          <w:szCs w:val="25"/>
-        </w:rPr>
-        <w:t xml:space="preserve"> da F C Santos Santana</w:t>
+        <w:t>Lorrane da F C Santos Santana</w:t>
       </w:r>
     </w:p>
     <w:p>
@@ -21663,7 +20391,7 @@
       <w:bookmarkEnd w:id="12"/>
     </w:p>
     <w:sectPr>
-      <w:footerReference w:type="default" r:id="rId63"/>
+      <w:footerReference w:type="default" r:id="rId64"/>
       <w:pgSz w:w="11906" w:h="16838"/>
       <w:pgMar w:top="1417" w:right="1701" w:bottom="1417" w:left="1701" w:header="708" w:footer="708" w:gutter="0"/>
       <w:pgNumType w:start="1"/>
@@ -22005,17 +20733,8 @@
                               <w:b/>
                               <w:color w:val="000000"/>
                             </w:rPr>
-                            <w:t xml:space="preserve">Agente </w:t>
+                            <w:t>Agente NFe</w:t>
                           </w:r>
-                          <w:proofErr w:type="spellStart"/>
-                          <w:r>
-                            <w:rPr>
-                              <w:b/>
-                              <w:color w:val="000000"/>
-                            </w:rPr>
-                            <w:t>NFe</w:t>
-                          </w:r>
-                          <w:proofErr w:type="spellEnd"/>
                           <w:r>
                             <w:rPr>
                               <w:b/>
@@ -22057,17 +20776,8 @@
                         <w:b/>
                         <w:color w:val="000000"/>
                       </w:rPr>
-                      <w:t xml:space="preserve">Agente </w:t>
+                      <w:t>Agente NFe</w:t>
                     </w:r>
-                    <w:proofErr w:type="spellStart"/>
-                    <w:r>
-                      <w:rPr>
-                        <w:b/>
-                        <w:color w:val="000000"/>
-                      </w:rPr>
-                      <w:t>NFe</w:t>
-                    </w:r>
-                    <w:proofErr w:type="spellEnd"/>
                     <w:r>
                       <w:rPr>
                         <w:b/>
